--- a/README.docx
+++ b/README.docx
@@ -687,7 +687,15 @@
       </w:pPr>
       <w:r>
         <w:lastRenderedPageBreak/>
-        <w:t>If a routine is used on a sheet it wasn’t designed for, then, well, let’s just say there may not be a happy ending.  This is more true for the Nexus and VisualSoft Tools.</w:t>
+        <w:t xml:space="preserve">If a routine is used on a sheet it wasn’t designed for, then, well, let’s just say there may not be a happy ending.  This is </w:t>
+      </w:r>
+      <w:proofErr w:type="gramStart"/>
+      <w:r>
+        <w:t>more true</w:t>
+      </w:r>
+      <w:proofErr w:type="gramEnd"/>
+      <w:r>
+        <w:t xml:space="preserve"> for the Nexus and VisualSoft Tools.</w:t>
       </w:r>
     </w:p>
     <w:p>
@@ -1126,163 +1134,108 @@
         <w:t>Font set to “Tahoma” “10”</w:t>
       </w:r>
     </w:p>
-    <w:p/>
-    <w:tbl>
-      <w:tblPr>
-        <w:tblStyle w:val="TableGrid"/>
-        <w:tblW w:w="0" w:type="auto"/>
-        <w:tblBorders>
-          <w:top w:val="none" w:sz="0" w:space="0" w:color="auto"/>
-          <w:left w:val="none" w:sz="0" w:space="0" w:color="auto"/>
-          <w:bottom w:val="none" w:sz="0" w:space="0" w:color="auto"/>
-          <w:right w:val="none" w:sz="0" w:space="0" w:color="auto"/>
-          <w:insideH w:val="none" w:sz="0" w:space="0" w:color="auto"/>
-          <w:insideV w:val="none" w:sz="0" w:space="0" w:color="auto"/>
-        </w:tblBorders>
-        <w:tblLook w:val="04A0" w:firstRow="1" w:lastRow="0" w:firstColumn="1" w:lastColumn="0" w:noHBand="0" w:noVBand="1"/>
-      </w:tblPr>
-      <w:tblGrid>
-        <w:gridCol w:w="10528"/>
-      </w:tblGrid>
-      <w:tr>
-        <w:tc>
-          <w:tcPr>
-            <w:tcW w:w="10528" w:type="dxa"/>
-          </w:tcPr>
-          <w:p>
-            <w:pPr>
-              <w:spacing w:before="0" w:after="0"/>
-            </w:pPr>
-            <w:r>
-              <w:t>Before</w:t>
-            </w:r>
-          </w:p>
-        </w:tc>
-      </w:tr>
-      <w:tr>
-        <w:tc>
-          <w:tcPr>
-            <w:tcW w:w="10528" w:type="dxa"/>
-          </w:tcPr>
-          <w:p>
-            <w:pPr>
-              <w:spacing w:before="0" w:after="0"/>
-              <w:ind w:left="720"/>
-            </w:pPr>
-            <w:r>
-              <w:rPr>
-                <w:noProof/>
-                <w:lang w:eastAsia="en-AU"/>
-              </w:rPr>
-              <w:drawing>
-                <wp:inline distT="0" distB="0" distL="0" distR="0" wp14:anchorId="026038FB" wp14:editId="4076ABE2">
-                  <wp:extent cx="4775200" cy="1497631"/>
-                  <wp:effectExtent l="0" t="0" r="6350" b="7620"/>
-                  <wp:docPr id="5" name="Picture 5"/>
-                  <wp:cNvGraphicFramePr>
-                    <a:graphicFrameLocks xmlns:a="http://schemas.openxmlformats.org/drawingml/2006/main" noChangeAspect="1"/>
-                  </wp:cNvGraphicFramePr>
-                  <a:graphic xmlns:a="http://schemas.openxmlformats.org/drawingml/2006/main">
-                    <a:graphicData uri="http://schemas.openxmlformats.org/drawingml/2006/picture">
-                      <pic:pic xmlns:pic="http://schemas.openxmlformats.org/drawingml/2006/picture">
-                        <pic:nvPicPr>
-                          <pic:cNvPr id="1" name=""/>
-                          <pic:cNvPicPr/>
-                        </pic:nvPicPr>
-                        <pic:blipFill>
-                          <a:blip r:embed="rId13"/>
-                          <a:stretch>
-                            <a:fillRect/>
-                          </a:stretch>
-                        </pic:blipFill>
-                        <pic:spPr>
-                          <a:xfrm>
-                            <a:off x="0" y="0"/>
-                            <a:ext cx="4820575" cy="1511862"/>
-                          </a:xfrm>
-                          <a:prstGeom prst="rect">
-                            <a:avLst/>
-                          </a:prstGeom>
-                        </pic:spPr>
-                      </pic:pic>
-                    </a:graphicData>
-                  </a:graphic>
-                </wp:inline>
-              </w:drawing>
-            </w:r>
-          </w:p>
-        </w:tc>
-      </w:tr>
-      <w:tr>
-        <w:tc>
-          <w:tcPr>
-            <w:tcW w:w="10528" w:type="dxa"/>
-          </w:tcPr>
-          <w:p>
-            <w:pPr>
-              <w:spacing w:before="0" w:after="0"/>
-            </w:pPr>
-            <w:r>
-              <w:t>After</w:t>
-            </w:r>
-          </w:p>
-        </w:tc>
-      </w:tr>
-      <w:tr>
-        <w:tc>
-          <w:tcPr>
-            <w:tcW w:w="10528" w:type="dxa"/>
-          </w:tcPr>
-          <w:p>
-            <w:pPr>
-              <w:spacing w:before="0" w:after="0"/>
-              <w:ind w:left="720"/>
-            </w:pPr>
-            <w:r>
-              <w:rPr>
-                <w:noProof/>
-                <w:lang w:eastAsia="en-AU"/>
-              </w:rPr>
-              <w:drawing>
-                <wp:inline distT="0" distB="0" distL="0" distR="0" wp14:anchorId="23ACC782" wp14:editId="366E9EDE">
-                  <wp:extent cx="5265107" cy="1485900"/>
-                  <wp:effectExtent l="0" t="0" r="0" b="0"/>
-                  <wp:docPr id="6" name="Picture 6"/>
-                  <wp:cNvGraphicFramePr>
-                    <a:graphicFrameLocks xmlns:a="http://schemas.openxmlformats.org/drawingml/2006/main" noChangeAspect="1"/>
-                  </wp:cNvGraphicFramePr>
-                  <a:graphic xmlns:a="http://schemas.openxmlformats.org/drawingml/2006/main">
-                    <a:graphicData uri="http://schemas.openxmlformats.org/drawingml/2006/picture">
-                      <pic:pic xmlns:pic="http://schemas.openxmlformats.org/drawingml/2006/picture">
-                        <pic:nvPicPr>
-                          <pic:cNvPr id="1" name=""/>
-                          <pic:cNvPicPr/>
-                        </pic:nvPicPr>
-                        <pic:blipFill>
-                          <a:blip r:embed="rId14"/>
-                          <a:stretch>
-                            <a:fillRect/>
-                          </a:stretch>
-                        </pic:blipFill>
-                        <pic:spPr>
-                          <a:xfrm>
-                            <a:off x="0" y="0"/>
-                            <a:ext cx="5293624" cy="1493948"/>
-                          </a:xfrm>
-                          <a:prstGeom prst="rect">
-                            <a:avLst/>
-                          </a:prstGeom>
-                        </pic:spPr>
-                      </pic:pic>
-                    </a:graphicData>
-                  </a:graphic>
-                </wp:inline>
-              </w:drawing>
-            </w:r>
-          </w:p>
-        </w:tc>
-      </w:tr>
-    </w:tbl>
+    <w:p>
+      <w:pPr>
+        <w:pStyle w:val="Heading4"/>
+      </w:pPr>
+      <w:r>
+        <w:t>Before</w:t>
+      </w:r>
+    </w:p>
+    <w:p>
+      <w:r>
+        <w:rPr>
+          <w:noProof/>
+          <w:lang w:eastAsia="en-AU"/>
+        </w:rPr>
+        <w:drawing>
+          <wp:inline distT="0" distB="0" distL="0" distR="0" wp14:anchorId="55D61309" wp14:editId="10A52055">
+            <wp:extent cx="4775200" cy="1497631"/>
+            <wp:effectExtent l="0" t="0" r="6350" b="7620"/>
+            <wp:docPr id="5" name="Picture 5"/>
+            <wp:cNvGraphicFramePr>
+              <a:graphicFrameLocks xmlns:a="http://schemas.openxmlformats.org/drawingml/2006/main" noChangeAspect="1"/>
+            </wp:cNvGraphicFramePr>
+            <a:graphic xmlns:a="http://schemas.openxmlformats.org/drawingml/2006/main">
+              <a:graphicData uri="http://schemas.openxmlformats.org/drawingml/2006/picture">
+                <pic:pic xmlns:pic="http://schemas.openxmlformats.org/drawingml/2006/picture">
+                  <pic:nvPicPr>
+                    <pic:cNvPr id="1" name=""/>
+                    <pic:cNvPicPr/>
+                  </pic:nvPicPr>
+                  <pic:blipFill>
+                    <a:blip r:embed="rId13"/>
+                    <a:stretch>
+                      <a:fillRect/>
+                    </a:stretch>
+                  </pic:blipFill>
+                  <pic:spPr>
+                    <a:xfrm>
+                      <a:off x="0" y="0"/>
+                      <a:ext cx="4820575" cy="1511862"/>
+                    </a:xfrm>
+                    <a:prstGeom prst="rect">
+                      <a:avLst/>
+                    </a:prstGeom>
+                  </pic:spPr>
+                </pic:pic>
+              </a:graphicData>
+            </a:graphic>
+          </wp:inline>
+        </w:drawing>
+      </w:r>
+    </w:p>
+    <w:p>
+      <w:pPr>
+        <w:pStyle w:val="Heading4"/>
+      </w:pPr>
+      <w:r>
+        <w:t>After</w:t>
+      </w:r>
+    </w:p>
+    <w:p>
+      <w:r>
+        <w:rPr>
+          <w:noProof/>
+          <w:lang w:eastAsia="en-AU"/>
+        </w:rPr>
+        <w:drawing>
+          <wp:inline distT="0" distB="0" distL="0" distR="0" wp14:anchorId="411DD48C" wp14:editId="306FC3B8">
+            <wp:extent cx="5265107" cy="1485900"/>
+            <wp:effectExtent l="0" t="0" r="0" b="0"/>
+            <wp:docPr id="6" name="Picture 6"/>
+            <wp:cNvGraphicFramePr>
+              <a:graphicFrameLocks xmlns:a="http://schemas.openxmlformats.org/drawingml/2006/main" noChangeAspect="1"/>
+            </wp:cNvGraphicFramePr>
+            <a:graphic xmlns:a="http://schemas.openxmlformats.org/drawingml/2006/main">
+              <a:graphicData uri="http://schemas.openxmlformats.org/drawingml/2006/picture">
+                <pic:pic xmlns:pic="http://schemas.openxmlformats.org/drawingml/2006/picture">
+                  <pic:nvPicPr>
+                    <pic:cNvPr id="1" name=""/>
+                    <pic:cNvPicPr/>
+                  </pic:nvPicPr>
+                  <pic:blipFill>
+                    <a:blip r:embed="rId14"/>
+                    <a:stretch>
+                      <a:fillRect/>
+                    </a:stretch>
+                  </pic:blipFill>
+                  <pic:spPr>
+                    <a:xfrm>
+                      <a:off x="0" y="0"/>
+                      <a:ext cx="5293624" cy="1493948"/>
+                    </a:xfrm>
+                    <a:prstGeom prst="rect">
+                      <a:avLst/>
+                    </a:prstGeom>
+                  </pic:spPr>
+                </pic:pic>
+              </a:graphicData>
+            </a:graphic>
+          </wp:inline>
+        </w:drawing>
+      </w:r>
+    </w:p>
     <w:p/>
     <w:p>
       <w:pPr>
@@ -2344,9 +2297,20 @@
           <w:sz w:val="18"/>
           <w:szCs w:val="20"/>
         </w:rPr>
-        <w:t xml:space="preserve">                Rows(</w:t>
-      </w:r>
-      <w:proofErr w:type="spellStart"/>
+        <w:t xml:space="preserve">                </w:t>
+      </w:r>
+      <w:proofErr w:type="gramStart"/>
+      <w:r>
+        <w:rPr>
+          <w:i/>
+          <w:iCs/>
+          <w:sz w:val="18"/>
+          <w:szCs w:val="20"/>
+        </w:rPr>
+        <w:t>Rows(</w:t>
+      </w:r>
+      <w:proofErr w:type="spellStart"/>
+      <w:proofErr w:type="gramEnd"/>
       <w:r>
         <w:rPr>
           <w:i/>
@@ -2364,8 +2328,19 @@
           <w:sz w:val="18"/>
           <w:szCs w:val="20"/>
         </w:rPr>
-        <w:t xml:space="preserve"> + 1).Select</w:t>
-      </w:r>
+        <w:t xml:space="preserve"> + 1</w:t>
+      </w:r>
+      <w:proofErr w:type="gramStart"/>
+      <w:r>
+        <w:rPr>
+          <w:i/>
+          <w:iCs/>
+          <w:sz w:val="18"/>
+          <w:szCs w:val="20"/>
+        </w:rPr>
+        <w:t>).Select</w:t>
+      </w:r>
+      <w:proofErr w:type="gramEnd"/>
     </w:p>
     <w:p>
       <w:pPr>
@@ -2405,9 +2380,20 @@
           <w:sz w:val="18"/>
           <w:szCs w:val="20"/>
         </w:rPr>
-        <w:t xml:space="preserve"> Shift:=</w:t>
-      </w:r>
-      <w:proofErr w:type="spellStart"/>
+        <w:t xml:space="preserve"> </w:t>
+      </w:r>
+      <w:proofErr w:type="gramStart"/>
+      <w:r>
+        <w:rPr>
+          <w:i/>
+          <w:iCs/>
+          <w:sz w:val="18"/>
+          <w:szCs w:val="20"/>
+        </w:rPr>
+        <w:t>Shift:=</w:t>
+      </w:r>
+      <w:proofErr w:type="spellStart"/>
+      <w:proofErr w:type="gramEnd"/>
       <w:r>
         <w:rPr>
           <w:i/>
@@ -2428,6 +2414,7 @@
         <w:t xml:space="preserve">, </w:t>
       </w:r>
       <w:proofErr w:type="spellStart"/>
+      <w:proofErr w:type="gramStart"/>
       <w:r>
         <w:rPr>
           <w:i/>
@@ -2448,6 +2435,7 @@
         <w:t>:=</w:t>
       </w:r>
       <w:proofErr w:type="spellStart"/>
+      <w:proofErr w:type="gramEnd"/>
       <w:r>
         <w:rPr>
           <w:i/>
@@ -2797,9 +2785,20 @@
           <w:sz w:val="18"/>
           <w:szCs w:val="20"/>
         </w:rPr>
-        <w:t xml:space="preserve">                Cells(</w:t>
-      </w:r>
-      <w:proofErr w:type="spellStart"/>
+        <w:t xml:space="preserve">                </w:t>
+      </w:r>
+      <w:proofErr w:type="gramStart"/>
+      <w:r>
+        <w:rPr>
+          <w:i/>
+          <w:iCs/>
+          <w:sz w:val="18"/>
+          <w:szCs w:val="20"/>
+        </w:rPr>
+        <w:t>Cells(</w:t>
+      </w:r>
+      <w:proofErr w:type="spellStart"/>
+      <w:proofErr w:type="gramEnd"/>
       <w:r>
         <w:rPr>
           <w:i/>
@@ -2817,8 +2816,19 @@
           <w:sz w:val="18"/>
           <w:szCs w:val="20"/>
         </w:rPr>
-        <w:t xml:space="preserve"> + iNewRow, 1).Select</w:t>
-      </w:r>
+        <w:t xml:space="preserve"> + iNewRow, 1</w:t>
+      </w:r>
+      <w:proofErr w:type="gramStart"/>
+      <w:r>
+        <w:rPr>
+          <w:i/>
+          <w:iCs/>
+          <w:sz w:val="18"/>
+          <w:szCs w:val="20"/>
+        </w:rPr>
+        <w:t>).Select</w:t>
+      </w:r>
+      <w:proofErr w:type="gramEnd"/>
     </w:p>
     <w:p>
       <w:pPr>
@@ -3116,7 +3126,15 @@
     </w:p>
     <w:p>
       <w:r>
-        <w:t xml:space="preserve">The interpolation process will add an excessive amount of decimal places to interpolated data.  While not harmful, it's not neat.  As an optional step, you can click the "Format Standard Columns" and this will display all columns with a standard set of decimal places.  If you are working with CSV, then none of the hidden decimal places will be lost until you click save.  </w:t>
+        <w:t xml:space="preserve">The interpolation process will add an excessive </w:t>
+      </w:r>
+      <w:proofErr w:type="gramStart"/>
+      <w:r>
+        <w:t>amount</w:t>
+      </w:r>
+      <w:proofErr w:type="gramEnd"/>
+      <w:r>
+        <w:t xml:space="preserve"> of decimal places to interpolated data.  While not harmful, it's not neat.  As an optional step, you can click the "Format Standard Columns" and this will display all columns with a standard set of decimal places.  If you are working with CSV, then none of the hidden decimal places will be lost until you click save.  </w:t>
       </w:r>
     </w:p>
     <w:p>
@@ -3308,9 +3326,14 @@
       </w:r>
       <w:proofErr w:type="spellStart"/>
       <w:r>
-        <w:t>HH:mm:ss</w:t>
-      </w:r>
-      <w:proofErr w:type="spellEnd"/>
+        <w:t>HH:</w:t>
+      </w:r>
+      <w:proofErr w:type="gramStart"/>
+      <w:r>
+        <w:t>mm:ss</w:t>
+      </w:r>
+      <w:proofErr w:type="spellEnd"/>
+      <w:proofErr w:type="gramEnd"/>
       <w:r>
         <w:t>"</w:t>
       </w:r>
@@ -3353,6 +3376,7 @@
         <w:t xml:space="preserve">    Call </w:t>
       </w:r>
       <w:proofErr w:type="spellStart"/>
+      <w:proofErr w:type="gramStart"/>
       <w:r>
         <w:rPr>
           <w:i/>
@@ -3370,7 +3394,17 @@
           <w:sz w:val="18"/>
           <w:szCs w:val="20"/>
         </w:rPr>
-        <w:t>(Array("Date", "#Date"), "dd/mm/</w:t>
+        <w:t>(Array(</w:t>
+      </w:r>
+      <w:proofErr w:type="gramEnd"/>
+      <w:r>
+        <w:rPr>
+          <w:i/>
+          <w:iCs/>
+          <w:sz w:val="18"/>
+          <w:szCs w:val="20"/>
+        </w:rPr>
+        <w:t>"Date", "#Date"), "dd/mm/</w:t>
       </w:r>
       <w:proofErr w:type="spellStart"/>
       <w:r>
@@ -3414,6 +3448,7 @@
         <w:t xml:space="preserve">    Call </w:t>
       </w:r>
       <w:proofErr w:type="spellStart"/>
+      <w:proofErr w:type="gramStart"/>
       <w:r>
         <w:rPr>
           <w:i/>
@@ -3431,19 +3466,40 @@
           <w:sz w:val="18"/>
           <w:szCs w:val="20"/>
         </w:rPr>
-        <w:t>(Array("Time", "#Time"), "</w:t>
-      </w:r>
-      <w:proofErr w:type="spellStart"/>
-      <w:r>
-        <w:rPr>
-          <w:i/>
-          <w:iCs/>
-          <w:sz w:val="18"/>
-          <w:szCs w:val="20"/>
-        </w:rPr>
-        <w:t>HH:mm:ss</w:t>
-      </w:r>
-      <w:proofErr w:type="spellEnd"/>
+        <w:t>(Array(</w:t>
+      </w:r>
+      <w:proofErr w:type="gramEnd"/>
+      <w:r>
+        <w:rPr>
+          <w:i/>
+          <w:iCs/>
+          <w:sz w:val="18"/>
+          <w:szCs w:val="20"/>
+        </w:rPr>
+        <w:t>"Time", "#Time"), "</w:t>
+      </w:r>
+      <w:proofErr w:type="spellStart"/>
+      <w:r>
+        <w:rPr>
+          <w:i/>
+          <w:iCs/>
+          <w:sz w:val="18"/>
+          <w:szCs w:val="20"/>
+        </w:rPr>
+        <w:t>HH:</w:t>
+      </w:r>
+      <w:proofErr w:type="gramStart"/>
+      <w:r>
+        <w:rPr>
+          <w:i/>
+          <w:iCs/>
+          <w:sz w:val="18"/>
+          <w:szCs w:val="20"/>
+        </w:rPr>
+        <w:t>mm:ss</w:t>
+      </w:r>
+      <w:proofErr w:type="spellEnd"/>
+      <w:proofErr w:type="gramEnd"/>
       <w:r>
         <w:rPr>
           <w:i/>
@@ -3475,6 +3531,7 @@
         <w:t xml:space="preserve">    Call </w:t>
       </w:r>
       <w:proofErr w:type="spellStart"/>
+      <w:proofErr w:type="gramStart"/>
       <w:r>
         <w:rPr>
           <w:i/>
@@ -3492,7 +3549,17 @@
           <w:sz w:val="18"/>
           <w:szCs w:val="20"/>
         </w:rPr>
-        <w:t>(Array("</w:t>
+        <w:t>(Array(</w:t>
+      </w:r>
+      <w:proofErr w:type="gramEnd"/>
+      <w:r>
+        <w:rPr>
+          <w:i/>
+          <w:iCs/>
+          <w:sz w:val="18"/>
+          <w:szCs w:val="20"/>
+        </w:rPr>
+        <w:t>"</w:t>
       </w:r>
       <w:proofErr w:type="spellStart"/>
       <w:r>
@@ -3582,9 +3649,20 @@
           <w:sz w:val="18"/>
           <w:szCs w:val="20"/>
         </w:rPr>
-        <w:t>HH:mm:ss</w:t>
-      </w:r>
-      <w:proofErr w:type="spellEnd"/>
+        <w:t>HH:</w:t>
+      </w:r>
+      <w:proofErr w:type="gramStart"/>
+      <w:r>
+        <w:rPr>
+          <w:i/>
+          <w:iCs/>
+          <w:sz w:val="18"/>
+          <w:szCs w:val="20"/>
+        </w:rPr>
+        <w:t>mm:ss</w:t>
+      </w:r>
+      <w:proofErr w:type="spellEnd"/>
+      <w:proofErr w:type="gramEnd"/>
       <w:r>
         <w:rPr>
           <w:i/>
@@ -3637,6 +3715,7 @@
         <w:t xml:space="preserve">    Call </w:t>
       </w:r>
       <w:proofErr w:type="spellStart"/>
+      <w:proofErr w:type="gramStart"/>
       <w:r>
         <w:rPr>
           <w:i/>
@@ -3654,7 +3733,17 @@
           <w:sz w:val="18"/>
           <w:szCs w:val="20"/>
         </w:rPr>
-        <w:t>(Array("KP", "Survey - Pipeline.KP"), "0.0000")</w:t>
+        <w:t>(Array(</w:t>
+      </w:r>
+      <w:proofErr w:type="gramEnd"/>
+      <w:r>
+        <w:rPr>
+          <w:i/>
+          <w:iCs/>
+          <w:sz w:val="18"/>
+          <w:szCs w:val="20"/>
+        </w:rPr>
+        <w:t>"KP", "Survey - Pipeline.KP"), "0.0000")</w:t>
       </w:r>
     </w:p>
     <w:p>
@@ -3678,6 +3767,7 @@
         <w:t xml:space="preserve">    Call </w:t>
       </w:r>
       <w:proofErr w:type="spellStart"/>
+      <w:proofErr w:type="gramStart"/>
       <w:r>
         <w:rPr>
           <w:i/>
@@ -3695,7 +3785,17 @@
           <w:sz w:val="18"/>
           <w:szCs w:val="20"/>
         </w:rPr>
-        <w:t xml:space="preserve">(Array("Easting", "Eastings", "Survey - </w:t>
+        <w:t>(Array(</w:t>
+      </w:r>
+      <w:proofErr w:type="gramEnd"/>
+      <w:r>
+        <w:rPr>
+          <w:i/>
+          <w:iCs/>
+          <w:sz w:val="18"/>
+          <w:szCs w:val="20"/>
+        </w:rPr>
+        <w:t xml:space="preserve">"Easting", "Eastings", "Survey - </w:t>
       </w:r>
       <w:proofErr w:type="spellStart"/>
       <w:r>
@@ -3739,6 +3839,7 @@
         <w:t xml:space="preserve">    Call </w:t>
       </w:r>
       <w:proofErr w:type="spellStart"/>
+      <w:proofErr w:type="gramStart"/>
       <w:r>
         <w:rPr>
           <w:i/>
@@ -3756,7 +3857,17 @@
           <w:sz w:val="18"/>
           <w:szCs w:val="20"/>
         </w:rPr>
-        <w:t xml:space="preserve">(Array("Northing", "Northings", "Survey - </w:t>
+        <w:t>(Array(</w:t>
+      </w:r>
+      <w:proofErr w:type="gramEnd"/>
+      <w:r>
+        <w:rPr>
+          <w:i/>
+          <w:iCs/>
+          <w:sz w:val="18"/>
+          <w:szCs w:val="20"/>
+        </w:rPr>
+        <w:t xml:space="preserve">"Northing", "Northings", "Survey - </w:t>
       </w:r>
       <w:proofErr w:type="spellStart"/>
       <w:r>
@@ -3800,6 +3911,7 @@
         <w:t xml:space="preserve">    Call </w:t>
       </w:r>
       <w:proofErr w:type="spellStart"/>
+      <w:proofErr w:type="gramStart"/>
       <w:r>
         <w:rPr>
           <w:i/>
@@ -3817,7 +3929,17 @@
           <w:sz w:val="18"/>
           <w:szCs w:val="20"/>
         </w:rPr>
-        <w:t xml:space="preserve">(Array("Depth", "Depth (m)", "Depth(m)", "Survey - </w:t>
+        <w:t>(Array(</w:t>
+      </w:r>
+      <w:proofErr w:type="gramEnd"/>
+      <w:r>
+        <w:rPr>
+          <w:i/>
+          <w:iCs/>
+          <w:sz w:val="18"/>
+          <w:szCs w:val="20"/>
+        </w:rPr>
+        <w:t xml:space="preserve">"Depth", "Depth (m)", "Depth(m)", "Survey - </w:t>
       </w:r>
       <w:proofErr w:type="spellStart"/>
       <w:r>
@@ -3861,6 +3983,7 @@
         <w:t xml:space="preserve">    Call </w:t>
       </w:r>
       <w:proofErr w:type="spellStart"/>
+      <w:proofErr w:type="gramStart"/>
       <w:r>
         <w:rPr>
           <w:i/>
@@ -3878,7 +4001,17 @@
           <w:sz w:val="18"/>
           <w:szCs w:val="20"/>
         </w:rPr>
-        <w:t xml:space="preserve">(Array("Elevation", "Elevation (m)", "Elevation(m)", "Survey - </w:t>
+        <w:t>(Array(</w:t>
+      </w:r>
+      <w:proofErr w:type="gramEnd"/>
+      <w:r>
+        <w:rPr>
+          <w:i/>
+          <w:iCs/>
+          <w:sz w:val="18"/>
+          <w:szCs w:val="20"/>
+        </w:rPr>
+        <w:t xml:space="preserve">"Elevation", "Elevation (m)", "Elevation(m)", "Survey - </w:t>
       </w:r>
       <w:proofErr w:type="spellStart"/>
       <w:r>
@@ -3943,6 +4076,7 @@
         <w:t xml:space="preserve">    Call </w:t>
       </w:r>
       <w:proofErr w:type="spellStart"/>
+      <w:proofErr w:type="gramStart"/>
       <w:r>
         <w:rPr>
           <w:i/>
@@ -3960,7 +4094,17 @@
           <w:sz w:val="18"/>
           <w:szCs w:val="20"/>
         </w:rPr>
-        <w:t xml:space="preserve">(Array("Heading", "Other </w:t>
+        <w:t>(Array(</w:t>
+      </w:r>
+      <w:proofErr w:type="gramEnd"/>
+      <w:r>
+        <w:rPr>
+          <w:i/>
+          <w:iCs/>
+          <w:sz w:val="18"/>
+          <w:szCs w:val="20"/>
+        </w:rPr>
+        <w:t xml:space="preserve">"Heading", "Other </w:t>
       </w:r>
       <w:proofErr w:type="spellStart"/>
       <w:r>
@@ -4025,6 +4169,7 @@
         <w:t xml:space="preserve">    Call </w:t>
       </w:r>
       <w:proofErr w:type="spellStart"/>
+      <w:proofErr w:type="gramStart"/>
       <w:r>
         <w:rPr>
           <w:i/>
@@ -4042,7 +4187,17 @@
           <w:sz w:val="18"/>
           <w:szCs w:val="20"/>
         </w:rPr>
-        <w:t>("Pitch", "0.0")</w:t>
+        <w:t>(</w:t>
+      </w:r>
+      <w:proofErr w:type="gramEnd"/>
+      <w:r>
+        <w:rPr>
+          <w:i/>
+          <w:iCs/>
+          <w:sz w:val="18"/>
+          <w:szCs w:val="20"/>
+        </w:rPr>
+        <w:t>"Pitch", "0.0")</w:t>
       </w:r>
     </w:p>
     <w:p>
@@ -4066,6 +4221,7 @@
         <w:t xml:space="preserve">    Call </w:t>
       </w:r>
       <w:proofErr w:type="spellStart"/>
+      <w:proofErr w:type="gramStart"/>
       <w:r>
         <w:rPr>
           <w:i/>
@@ -4083,7 +4239,17 @@
           <w:sz w:val="18"/>
           <w:szCs w:val="20"/>
         </w:rPr>
-        <w:t>("Roll", "0.0")</w:t>
+        <w:t>(</w:t>
+      </w:r>
+      <w:proofErr w:type="gramEnd"/>
+      <w:r>
+        <w:rPr>
+          <w:i/>
+          <w:iCs/>
+          <w:sz w:val="18"/>
+          <w:szCs w:val="20"/>
+        </w:rPr>
+        <w:t>"Roll", "0.0")</w:t>
       </w:r>
     </w:p>
     <w:p>
@@ -4107,6 +4273,7 @@
         <w:t xml:space="preserve">    Call </w:t>
       </w:r>
       <w:proofErr w:type="spellStart"/>
+      <w:proofErr w:type="gramStart"/>
       <w:r>
         <w:rPr>
           <w:i/>
@@ -4124,7 +4291,17 @@
           <w:sz w:val="18"/>
           <w:szCs w:val="20"/>
         </w:rPr>
-        <w:t>("LSH", "0.00")</w:t>
+        <w:t>(</w:t>
+      </w:r>
+      <w:proofErr w:type="gramEnd"/>
+      <w:r>
+        <w:rPr>
+          <w:i/>
+          <w:iCs/>
+          <w:sz w:val="18"/>
+          <w:szCs w:val="20"/>
+        </w:rPr>
+        <w:t>"LSH", "0.00")</w:t>
       </w:r>
     </w:p>
     <w:p>
@@ -4148,6 +4325,7 @@
         <w:t xml:space="preserve">    Call </w:t>
       </w:r>
       <w:proofErr w:type="spellStart"/>
+      <w:proofErr w:type="gramStart"/>
       <w:r>
         <w:rPr>
           <w:i/>
@@ -4165,7 +4343,17 @@
           <w:sz w:val="18"/>
           <w:szCs w:val="20"/>
         </w:rPr>
-        <w:t>("RSH", "0.00")</w:t>
+        <w:t>(</w:t>
+      </w:r>
+      <w:proofErr w:type="gramEnd"/>
+      <w:r>
+        <w:rPr>
+          <w:i/>
+          <w:iCs/>
+          <w:sz w:val="18"/>
+          <w:szCs w:val="20"/>
+        </w:rPr>
+        <w:t>"RSH", "0.00")</w:t>
       </w:r>
     </w:p>
     <w:p>
@@ -4189,6 +4377,7 @@
         <w:t xml:space="preserve">    Call </w:t>
       </w:r>
       <w:proofErr w:type="spellStart"/>
+      <w:proofErr w:type="gramStart"/>
       <w:r>
         <w:rPr>
           <w:i/>
@@ -4206,7 +4395,17 @@
           <w:sz w:val="18"/>
           <w:szCs w:val="20"/>
         </w:rPr>
-        <w:t>("LSB", "0.0")</w:t>
+        <w:t>(</w:t>
+      </w:r>
+      <w:proofErr w:type="gramEnd"/>
+      <w:r>
+        <w:rPr>
+          <w:i/>
+          <w:iCs/>
+          <w:sz w:val="18"/>
+          <w:szCs w:val="20"/>
+        </w:rPr>
+        <w:t>"LSB", "0.0")</w:t>
       </w:r>
     </w:p>
     <w:p>
@@ -4230,6 +4429,7 @@
         <w:t xml:space="preserve">    Call </w:t>
       </w:r>
       <w:proofErr w:type="spellStart"/>
+      <w:proofErr w:type="gramStart"/>
       <w:r>
         <w:rPr>
           <w:i/>
@@ -4247,7 +4447,17 @@
           <w:sz w:val="18"/>
           <w:szCs w:val="20"/>
         </w:rPr>
-        <w:t>("RSB", "0.0")</w:t>
+        <w:t>(</w:t>
+      </w:r>
+      <w:proofErr w:type="gramEnd"/>
+      <w:r>
+        <w:rPr>
+          <w:i/>
+          <w:iCs/>
+          <w:sz w:val="18"/>
+          <w:szCs w:val="20"/>
+        </w:rPr>
+        <w:t>"RSB", "0.0")</w:t>
       </w:r>
     </w:p>
     <w:p>
@@ -4271,6 +4481,7 @@
         <w:t xml:space="preserve">    Call </w:t>
       </w:r>
       <w:proofErr w:type="spellStart"/>
+      <w:proofErr w:type="gramStart"/>
       <w:r>
         <w:rPr>
           <w:i/>
@@ -4288,7 +4499,17 @@
           <w:sz w:val="18"/>
           <w:szCs w:val="20"/>
         </w:rPr>
-        <w:t>("TOP", "0.0")</w:t>
+        <w:t>(</w:t>
+      </w:r>
+      <w:proofErr w:type="gramEnd"/>
+      <w:r>
+        <w:rPr>
+          <w:i/>
+          <w:iCs/>
+          <w:sz w:val="18"/>
+          <w:szCs w:val="20"/>
+        </w:rPr>
+        <w:t>"TOP", "0.0")</w:t>
       </w:r>
     </w:p>
     <w:p>
@@ -4312,6 +4533,7 @@
         <w:t xml:space="preserve">    Call </w:t>
       </w:r>
       <w:proofErr w:type="spellStart"/>
+      <w:proofErr w:type="gramStart"/>
       <w:r>
         <w:rPr>
           <w:i/>
@@ -4329,7 +4551,17 @@
           <w:sz w:val="18"/>
           <w:szCs w:val="20"/>
         </w:rPr>
-        <w:t>("BOP", "0.0")</w:t>
+        <w:t>(</w:t>
+      </w:r>
+      <w:proofErr w:type="gramEnd"/>
+      <w:r>
+        <w:rPr>
+          <w:i/>
+          <w:iCs/>
+          <w:sz w:val="18"/>
+          <w:szCs w:val="20"/>
+        </w:rPr>
+        <w:t>"BOP", "0.0")</w:t>
       </w:r>
     </w:p>
     <w:p>
@@ -4353,6 +4585,7 @@
         <w:t xml:space="preserve">    Call </w:t>
       </w:r>
       <w:proofErr w:type="spellStart"/>
+      <w:proofErr w:type="gramStart"/>
       <w:r>
         <w:rPr>
           <w:i/>
@@ -4370,7 +4603,17 @@
           <w:sz w:val="18"/>
           <w:szCs w:val="20"/>
         </w:rPr>
-        <w:t>("Salinity", "0.0")</w:t>
+        <w:t>(</w:t>
+      </w:r>
+      <w:proofErr w:type="gramEnd"/>
+      <w:r>
+        <w:rPr>
+          <w:i/>
+          <w:iCs/>
+          <w:sz w:val="18"/>
+          <w:szCs w:val="20"/>
+        </w:rPr>
+        <w:t>"Salinity", "0.0")</w:t>
       </w:r>
     </w:p>
     <w:p>
@@ -4394,6 +4637,7 @@
         <w:t xml:space="preserve">    Call </w:t>
       </w:r>
       <w:proofErr w:type="spellStart"/>
+      <w:proofErr w:type="gramStart"/>
       <w:r>
         <w:rPr>
           <w:i/>
@@ -4411,7 +4655,17 @@
           <w:sz w:val="18"/>
           <w:szCs w:val="20"/>
         </w:rPr>
-        <w:t>("Velocity", "0.000")</w:t>
+        <w:t>(</w:t>
+      </w:r>
+      <w:proofErr w:type="gramEnd"/>
+      <w:r>
+        <w:rPr>
+          <w:i/>
+          <w:iCs/>
+          <w:sz w:val="18"/>
+          <w:szCs w:val="20"/>
+        </w:rPr>
+        <w:t>"Velocity", "0.000")</w:t>
       </w:r>
     </w:p>
     <w:p>
@@ -4456,6 +4710,7 @@
         <w:t xml:space="preserve">    Call </w:t>
       </w:r>
       <w:proofErr w:type="spellStart"/>
+      <w:proofErr w:type="gramStart"/>
       <w:r>
         <w:rPr>
           <w:i/>
@@ -4473,7 +4728,17 @@
           <w:sz w:val="18"/>
           <w:szCs w:val="20"/>
         </w:rPr>
-        <w:t>(Array("CP", "CP reading", "CP Readings"), "0.000")</w:t>
+        <w:t>(Array(</w:t>
+      </w:r>
+      <w:proofErr w:type="gramEnd"/>
+      <w:r>
+        <w:rPr>
+          <w:i/>
+          <w:iCs/>
+          <w:sz w:val="18"/>
+          <w:szCs w:val="20"/>
+        </w:rPr>
+        <w:t>"CP", "CP reading", "CP Readings"), "0.000")</w:t>
       </w:r>
     </w:p>
     <w:p>
@@ -4497,6 +4762,7 @@
         <w:t xml:space="preserve">    Call </w:t>
       </w:r>
       <w:proofErr w:type="spellStart"/>
+      <w:proofErr w:type="gramStart"/>
       <w:r>
         <w:rPr>
           <w:i/>
@@ -4514,7 +4780,17 @@
           <w:sz w:val="18"/>
           <w:szCs w:val="20"/>
         </w:rPr>
-        <w:t>(Array("Temperature", "Temp"), "0.0")</w:t>
+        <w:t>(Array(</w:t>
+      </w:r>
+      <w:proofErr w:type="gramEnd"/>
+      <w:r>
+        <w:rPr>
+          <w:i/>
+          <w:iCs/>
+          <w:sz w:val="18"/>
+          <w:szCs w:val="20"/>
+        </w:rPr>
+        <w:t>"Temperature", "Temp"), "0.0")</w:t>
       </w:r>
     </w:p>
     <w:p>
@@ -4538,6 +4814,7 @@
         <w:t xml:space="preserve">    Call </w:t>
       </w:r>
       <w:proofErr w:type="spellStart"/>
+      <w:proofErr w:type="gramStart"/>
       <w:r>
         <w:rPr>
           <w:i/>
@@ -4555,7 +4832,17 @@
           <w:sz w:val="18"/>
           <w:szCs w:val="20"/>
         </w:rPr>
-        <w:t>(Array("</w:t>
+        <w:t>(Array(</w:t>
+      </w:r>
+      <w:proofErr w:type="gramEnd"/>
+      <w:r>
+        <w:rPr>
+          <w:i/>
+          <w:iCs/>
+          <w:sz w:val="18"/>
+          <w:szCs w:val="20"/>
+        </w:rPr>
+        <w:t>"</w:t>
       </w:r>
       <w:proofErr w:type="spellStart"/>
       <w:r>
@@ -4619,6 +4906,7 @@
         <w:t xml:space="preserve">    Call </w:t>
       </w:r>
       <w:proofErr w:type="spellStart"/>
+      <w:proofErr w:type="gramStart"/>
       <w:r>
         <w:rPr>
           <w:i/>
@@ -4636,7 +4924,17 @@
           <w:sz w:val="18"/>
           <w:szCs w:val="20"/>
         </w:rPr>
-        <w:t xml:space="preserve">(Array("DCC", "DOL", "Offset", "Survey - </w:t>
+        <w:t>(Array(</w:t>
+      </w:r>
+      <w:proofErr w:type="gramEnd"/>
+      <w:r>
+        <w:rPr>
+          <w:i/>
+          <w:iCs/>
+          <w:sz w:val="18"/>
+          <w:szCs w:val="20"/>
+        </w:rPr>
+        <w:t xml:space="preserve">"DCC", "DOL", "Offset", "Survey - </w:t>
       </w:r>
       <w:proofErr w:type="spellStart"/>
       <w:r>
@@ -4856,509 +5154,588 @@
         <w:t>Possibly optional: Nexus 6 requires fields to be specifically named</w:t>
       </w:r>
     </w:p>
-    <w:p/>
-    <w:tbl>
-      <w:tblPr>
-        <w:tblStyle w:val="TableGrid"/>
-        <w:tblW w:w="0" w:type="auto"/>
-        <w:tblLook w:val="04A0" w:firstRow="1" w:lastRow="0" w:firstColumn="1" w:lastColumn="0" w:noHBand="0" w:noVBand="1"/>
-      </w:tblPr>
-      <w:tblGrid>
-        <w:gridCol w:w="4686"/>
-        <w:gridCol w:w="5842"/>
-      </w:tblGrid>
-      <w:tr>
-        <w:tc>
-          <w:tcPr>
-            <w:tcW w:w="10754" w:type="dxa"/>
-            <w:gridSpan w:val="2"/>
-          </w:tcPr>
-          <w:p>
-            <w:r>
-              <w:rPr>
-                <w:noProof/>
-              </w:rPr>
-              <w:drawing>
-                <wp:inline distT="0" distB="0" distL="0" distR="0" wp14:anchorId="2B606FA4" wp14:editId="2DA7BF85">
-                  <wp:extent cx="6691630" cy="328295"/>
-                  <wp:effectExtent l="0" t="0" r="0" b="0"/>
-                  <wp:docPr id="34" name="Picture 34"/>
-                  <wp:cNvGraphicFramePr>
-                    <a:graphicFrameLocks xmlns:a="http://schemas.openxmlformats.org/drawingml/2006/main" noChangeAspect="1"/>
-                  </wp:cNvGraphicFramePr>
-                  <a:graphic xmlns:a="http://schemas.openxmlformats.org/drawingml/2006/main">
-                    <a:graphicData uri="http://schemas.openxmlformats.org/drawingml/2006/picture">
-                      <pic:pic xmlns:pic="http://schemas.openxmlformats.org/drawingml/2006/picture">
-                        <pic:nvPicPr>
-                          <pic:cNvPr id="1" name=""/>
-                          <pic:cNvPicPr/>
-                        </pic:nvPicPr>
-                        <pic:blipFill>
-                          <a:blip r:embed="rId15"/>
-                          <a:stretch>
-                            <a:fillRect/>
-                          </a:stretch>
-                        </pic:blipFill>
-                        <pic:spPr>
-                          <a:xfrm>
-                            <a:off x="0" y="0"/>
-                            <a:ext cx="6691630" cy="328295"/>
-                          </a:xfrm>
-                          <a:prstGeom prst="rect">
-                            <a:avLst/>
-                          </a:prstGeom>
-                        </pic:spPr>
-                      </pic:pic>
-                    </a:graphicData>
-                  </a:graphic>
-                </wp:inline>
-              </w:drawing>
-            </w:r>
-          </w:p>
-          <w:p/>
-          <w:p>
-            <w:r>
-              <w:t>Default column names in processed ROV Track provided by Survey</w:t>
-            </w:r>
-          </w:p>
-        </w:tc>
-      </w:tr>
-      <w:tr>
-        <w:tc>
-          <w:tcPr>
-            <w:tcW w:w="4786" w:type="dxa"/>
-          </w:tcPr>
-          <w:p>
-            <w:r>
-              <w:rPr>
-                <w:noProof/>
-              </w:rPr>
-              <w:drawing>
-                <wp:inline distT="0" distB="0" distL="0" distR="0" wp14:anchorId="6DD8C649" wp14:editId="5CE0B1A2">
-                  <wp:extent cx="2324100" cy="1743075"/>
-                  <wp:effectExtent l="0" t="0" r="0" b="9525"/>
-                  <wp:docPr id="35" name="Picture 35"/>
-                  <wp:cNvGraphicFramePr>
-                    <a:graphicFrameLocks xmlns:a="http://schemas.openxmlformats.org/drawingml/2006/main" noChangeAspect="1"/>
-                  </wp:cNvGraphicFramePr>
-                  <a:graphic xmlns:a="http://schemas.openxmlformats.org/drawingml/2006/main">
-                    <a:graphicData uri="http://schemas.openxmlformats.org/drawingml/2006/picture">
-                      <pic:pic xmlns:pic="http://schemas.openxmlformats.org/drawingml/2006/picture">
-                        <pic:nvPicPr>
-                          <pic:cNvPr id="1" name=""/>
-                          <pic:cNvPicPr/>
-                        </pic:nvPicPr>
-                        <pic:blipFill>
-                          <a:blip r:embed="rId16"/>
-                          <a:stretch>
-                            <a:fillRect/>
-                          </a:stretch>
-                        </pic:blipFill>
-                        <pic:spPr>
-                          <a:xfrm>
-                            <a:off x="0" y="0"/>
-                            <a:ext cx="2326212" cy="1744659"/>
-                          </a:xfrm>
-                          <a:prstGeom prst="rect">
-                            <a:avLst/>
-                          </a:prstGeom>
-                        </pic:spPr>
-                      </pic:pic>
-                    </a:graphicData>
-                  </a:graphic>
-                </wp:inline>
-              </w:drawing>
-            </w:r>
-          </w:p>
-        </w:tc>
-        <w:tc>
-          <w:tcPr>
-            <w:tcW w:w="5968" w:type="dxa"/>
-          </w:tcPr>
-          <w:p>
-            <w:r>
-              <w:t>When you click "Rename Columns", you will see this dialog.</w:t>
-            </w:r>
-          </w:p>
-          <w:p/>
-          <w:p/>
-        </w:tc>
-      </w:tr>
-      <w:tr>
-        <w:tc>
-          <w:tcPr>
-            <w:tcW w:w="4786" w:type="dxa"/>
-          </w:tcPr>
-          <w:p>
-            <w:r>
-              <w:rPr>
-                <w:noProof/>
-              </w:rPr>
-              <w:drawing>
-                <wp:inline distT="0" distB="0" distL="0" distR="0" wp14:anchorId="2FBB37B0" wp14:editId="36A085A7">
-                  <wp:extent cx="2743200" cy="1488463"/>
-                  <wp:effectExtent l="0" t="0" r="0" b="0"/>
-                  <wp:docPr id="36" name="Picture 36"/>
-                  <wp:cNvGraphicFramePr>
-                    <a:graphicFrameLocks xmlns:a="http://schemas.openxmlformats.org/drawingml/2006/main" noChangeAspect="1"/>
-                  </wp:cNvGraphicFramePr>
-                  <a:graphic xmlns:a="http://schemas.openxmlformats.org/drawingml/2006/main">
-                    <a:graphicData uri="http://schemas.openxmlformats.org/drawingml/2006/picture">
-                      <pic:pic xmlns:pic="http://schemas.openxmlformats.org/drawingml/2006/picture">
-                        <pic:nvPicPr>
-                          <pic:cNvPr id="1" name=""/>
-                          <pic:cNvPicPr/>
-                        </pic:nvPicPr>
-                        <pic:blipFill>
-                          <a:blip r:embed="rId17"/>
-                          <a:stretch>
-                            <a:fillRect/>
-                          </a:stretch>
-                        </pic:blipFill>
-                        <pic:spPr>
-                          <a:xfrm>
-                            <a:off x="0" y="0"/>
-                            <a:ext cx="2751809" cy="1493134"/>
-                          </a:xfrm>
-                          <a:prstGeom prst="rect">
-                            <a:avLst/>
-                          </a:prstGeom>
-                        </pic:spPr>
-                      </pic:pic>
-                    </a:graphicData>
-                  </a:graphic>
-                </wp:inline>
-              </w:drawing>
-            </w:r>
-          </w:p>
-        </w:tc>
-        <w:tc>
-          <w:tcPr>
-            <w:tcW w:w="5968" w:type="dxa"/>
-          </w:tcPr>
-          <w:p>
-            <w:r>
-              <w:t>The first button will create the required "</w:t>
-            </w:r>
-            <w:proofErr w:type="spellStart"/>
-            <w:r>
-              <w:t>ColumnNames</w:t>
-            </w:r>
-            <w:proofErr w:type="spellEnd"/>
-            <w:r>
-              <w:t xml:space="preserve">" </w:t>
-            </w:r>
-            <w:proofErr w:type="spellStart"/>
-            <w:r>
-              <w:t>tabsheet</w:t>
-            </w:r>
-            <w:proofErr w:type="spellEnd"/>
-            <w:r>
-              <w:t>, and populate it with defaults values.</w:t>
-            </w:r>
-          </w:p>
-          <w:p/>
-          <w:p>
-            <w:r>
-              <w:t>Ensure you are confident these mappings are correct, and ensure the "Default Value" column is correctly populated for the Survey Set you have created in Nexus 6.  Unfortunately, you will need to ensure this is correct each and every time, there is no "Save" routine.</w:t>
-            </w:r>
-          </w:p>
-          <w:p>
-            <w:r>
-              <w:rPr>
-                <w:b/>
-                <w:bCs/>
-              </w:rPr>
-              <w:t>Recommendation</w:t>
-            </w:r>
-            <w:r>
-              <w:t>: Create &amp; save your own tab sheet "</w:t>
-            </w:r>
-            <w:proofErr w:type="spellStart"/>
-            <w:r>
-              <w:t>ColumnNames</w:t>
-            </w:r>
-            <w:proofErr w:type="spellEnd"/>
-            <w:r>
-              <w:t>" and copy / paste from there to here each time instead of using this button to create the defaults.</w:t>
-            </w:r>
-          </w:p>
-          <w:p/>
-          <w:p>
-            <w:r>
-              <w:rPr>
-                <w:b/>
-                <w:bCs/>
-              </w:rPr>
-              <w:t>Note</w:t>
-            </w:r>
-            <w:r>
-              <w:t xml:space="preserve">: There is no renaming for "Survey </w:t>
-            </w:r>
-            <w:proofErr w:type="spellStart"/>
-            <w:r>
-              <w:t>Data.Data</w:t>
-            </w:r>
-            <w:proofErr w:type="spellEnd"/>
-            <w:r>
-              <w:t xml:space="preserve"> Set" as this column is not provided in the original survey file</w:t>
-            </w:r>
-          </w:p>
-        </w:tc>
-      </w:tr>
-      <w:tr>
-        <w:tc>
-          <w:tcPr>
-            <w:tcW w:w="4786" w:type="dxa"/>
-          </w:tcPr>
-          <w:p>
-            <w:r>
-              <w:rPr>
-                <w:noProof/>
-              </w:rPr>
-              <w:drawing>
-                <wp:inline distT="0" distB="0" distL="0" distR="0" wp14:anchorId="5EC7727F" wp14:editId="248062FB">
-                  <wp:extent cx="2419688" cy="362001"/>
-                  <wp:effectExtent l="0" t="0" r="0" b="0"/>
-                  <wp:docPr id="37" name="Picture 37"/>
-                  <wp:cNvGraphicFramePr>
-                    <a:graphicFrameLocks xmlns:a="http://schemas.openxmlformats.org/drawingml/2006/main" noChangeAspect="1"/>
-                  </wp:cNvGraphicFramePr>
-                  <a:graphic xmlns:a="http://schemas.openxmlformats.org/drawingml/2006/main">
-                    <a:graphicData uri="http://schemas.openxmlformats.org/drawingml/2006/picture">
-                      <pic:pic xmlns:pic="http://schemas.openxmlformats.org/drawingml/2006/picture">
-                        <pic:nvPicPr>
-                          <pic:cNvPr id="1" name=""/>
-                          <pic:cNvPicPr/>
-                        </pic:nvPicPr>
-                        <pic:blipFill>
-                          <a:blip r:embed="rId18"/>
-                          <a:stretch>
-                            <a:fillRect/>
-                          </a:stretch>
-                        </pic:blipFill>
-                        <pic:spPr>
-                          <a:xfrm>
-                            <a:off x="0" y="0"/>
-                            <a:ext cx="2419688" cy="362001"/>
-                          </a:xfrm>
-                          <a:prstGeom prst="rect">
-                            <a:avLst/>
-                          </a:prstGeom>
-                        </pic:spPr>
-                      </pic:pic>
-                    </a:graphicData>
-                  </a:graphic>
-                </wp:inline>
-              </w:drawing>
-            </w:r>
-          </w:p>
-        </w:tc>
-        <w:tc>
-          <w:tcPr>
-            <w:tcW w:w="5968" w:type="dxa"/>
-          </w:tcPr>
-          <w:p>
-            <w:r>
-              <w:t xml:space="preserve">Ensure you have the </w:t>
-            </w:r>
-            <w:proofErr w:type="spellStart"/>
-            <w:r>
-              <w:t>Tabsheet</w:t>
-            </w:r>
-            <w:proofErr w:type="spellEnd"/>
-            <w:r>
-              <w:t xml:space="preserve"> with the survey data selected first.</w:t>
-            </w:r>
-          </w:p>
-          <w:p>
-            <w:r>
-              <w:t>This button renames all the columns in survey data from their original values to their new values.</w:t>
-            </w:r>
-          </w:p>
-          <w:p>
-            <w:r>
-              <w:t xml:space="preserve">i.e. "Date Time" column is renamed to "Survey </w:t>
-            </w:r>
-            <w:proofErr w:type="spellStart"/>
-            <w:r>
-              <w:t>Data.Clock</w:t>
-            </w:r>
-            <w:proofErr w:type="spellEnd"/>
-            <w:r>
-              <w:t>"</w:t>
-            </w:r>
-          </w:p>
-          <w:p/>
-          <w:p>
-            <w:r>
-              <w:t xml:space="preserve">This button will additionally create any column not present.  </w:t>
-            </w:r>
-            <w:r>
-              <w:rPr>
-                <w:b/>
-                <w:bCs/>
-              </w:rPr>
-              <w:t xml:space="preserve">"Survey </w:t>
-            </w:r>
-            <w:proofErr w:type="spellStart"/>
-            <w:r>
-              <w:rPr>
-                <w:b/>
-                <w:bCs/>
-              </w:rPr>
-              <w:t>Data.Survey</w:t>
-            </w:r>
-            <w:proofErr w:type="spellEnd"/>
-            <w:r>
-              <w:rPr>
-                <w:b/>
-                <w:bCs/>
-              </w:rPr>
-              <w:t xml:space="preserve"> Set"</w:t>
-            </w:r>
-            <w:r>
-              <w:t xml:space="preserve"> for example, is not in the original file supplied by Survey.  But when you click this button, it will be created and populated with the value in the "Default Value" Column</w:t>
-            </w:r>
-          </w:p>
-        </w:tc>
-      </w:tr>
-      <w:tr>
-        <w:tc>
-          <w:tcPr>
-            <w:tcW w:w="10754" w:type="dxa"/>
-            <w:gridSpan w:val="2"/>
-          </w:tcPr>
-          <w:p>
-            <w:r>
-              <w:rPr>
-                <w:noProof/>
-              </w:rPr>
-              <w:drawing>
-                <wp:inline distT="0" distB="0" distL="0" distR="0" wp14:anchorId="7D13376B" wp14:editId="6541F769">
-                  <wp:extent cx="6691630" cy="208915"/>
-                  <wp:effectExtent l="0" t="0" r="0" b="635"/>
-                  <wp:docPr id="38" name="Picture 38"/>
-                  <wp:cNvGraphicFramePr>
-                    <a:graphicFrameLocks xmlns:a="http://schemas.openxmlformats.org/drawingml/2006/main" noChangeAspect="1"/>
-                  </wp:cNvGraphicFramePr>
-                  <a:graphic xmlns:a="http://schemas.openxmlformats.org/drawingml/2006/main">
-                    <a:graphicData uri="http://schemas.openxmlformats.org/drawingml/2006/picture">
-                      <pic:pic xmlns:pic="http://schemas.openxmlformats.org/drawingml/2006/picture">
-                        <pic:nvPicPr>
-                          <pic:cNvPr id="1" name=""/>
-                          <pic:cNvPicPr/>
-                        </pic:nvPicPr>
-                        <pic:blipFill>
-                          <a:blip r:embed="rId19"/>
-                          <a:stretch>
-                            <a:fillRect/>
-                          </a:stretch>
-                        </pic:blipFill>
-                        <pic:spPr>
-                          <a:xfrm>
-                            <a:off x="0" y="0"/>
-                            <a:ext cx="6691630" cy="208915"/>
-                          </a:xfrm>
-                          <a:prstGeom prst="rect">
-                            <a:avLst/>
-                          </a:prstGeom>
-                        </pic:spPr>
-                      </pic:pic>
-                    </a:graphicData>
-                  </a:graphic>
-                </wp:inline>
-              </w:drawing>
-            </w:r>
-          </w:p>
-          <w:p>
-            <w:r>
-              <w:t>First few renamed columns</w:t>
-            </w:r>
-          </w:p>
-        </w:tc>
-      </w:tr>
-      <w:tr>
-        <w:tc>
-          <w:tcPr>
-            <w:tcW w:w="4786" w:type="dxa"/>
-          </w:tcPr>
-          <w:p>
-            <w:r>
-              <w:rPr>
-                <w:noProof/>
-              </w:rPr>
-              <w:drawing>
-                <wp:inline distT="0" distB="0" distL="0" distR="0" wp14:anchorId="4EAD96A4" wp14:editId="7478F7DA">
-                  <wp:extent cx="2333951" cy="304843"/>
-                  <wp:effectExtent l="0" t="0" r="0" b="0"/>
-                  <wp:docPr id="39" name="Picture 39"/>
-                  <wp:cNvGraphicFramePr>
-                    <a:graphicFrameLocks xmlns:a="http://schemas.openxmlformats.org/drawingml/2006/main" noChangeAspect="1"/>
-                  </wp:cNvGraphicFramePr>
-                  <a:graphic xmlns:a="http://schemas.openxmlformats.org/drawingml/2006/main">
-                    <a:graphicData uri="http://schemas.openxmlformats.org/drawingml/2006/picture">
-                      <pic:pic xmlns:pic="http://schemas.openxmlformats.org/drawingml/2006/picture">
-                        <pic:nvPicPr>
-                          <pic:cNvPr id="1" name=""/>
-                          <pic:cNvPicPr/>
-                        </pic:nvPicPr>
-                        <pic:blipFill>
-                          <a:blip r:embed="rId20"/>
-                          <a:stretch>
-                            <a:fillRect/>
-                          </a:stretch>
-                        </pic:blipFill>
-                        <pic:spPr>
-                          <a:xfrm>
-                            <a:off x="0" y="0"/>
-                            <a:ext cx="2333951" cy="304843"/>
-                          </a:xfrm>
-                          <a:prstGeom prst="rect">
-                            <a:avLst/>
-                          </a:prstGeom>
-                        </pic:spPr>
-                      </pic:pic>
-                    </a:graphicData>
-                  </a:graphic>
-                </wp:inline>
-              </w:drawing>
-            </w:r>
-          </w:p>
-        </w:tc>
-        <w:tc>
-          <w:tcPr>
-            <w:tcW w:w="5968" w:type="dxa"/>
-          </w:tcPr>
-          <w:p>
-            <w:r>
-              <w:t>This button is really just for testing, allowing me to test multiple times without reloading the data.</w:t>
-            </w:r>
-          </w:p>
-          <w:p/>
-          <w:p>
-            <w:r>
-              <w:rPr>
-                <w:b/>
-                <w:bCs/>
-              </w:rPr>
-              <w:t>Note</w:t>
-            </w:r>
-            <w:r>
-              <w:t xml:space="preserve">: This does not delete the "Survey </w:t>
-            </w:r>
-            <w:proofErr w:type="spellStart"/>
-            <w:r>
-              <w:t>Data.Data</w:t>
-            </w:r>
-            <w:proofErr w:type="spellEnd"/>
-            <w:r>
-              <w:t xml:space="preserve"> Set" column</w:t>
-            </w:r>
-          </w:p>
-        </w:tc>
-      </w:tr>
-    </w:tbl>
+    <w:p>
+      <w:pPr>
+        <w:pStyle w:val="ListParagraph"/>
+      </w:pPr>
+    </w:p>
+    <w:p>
+      <w:pPr>
+        <w:pStyle w:val="ListParagraph"/>
+      </w:pPr>
+    </w:p>
+    <w:p>
+      <w:pPr>
+        <w:pStyle w:val="Heading4"/>
+      </w:pPr>
+      <w:r>
+        <w:t>Workflow:</w:t>
+      </w:r>
+    </w:p>
+    <w:p>
+      <w:pPr>
+        <w:pStyle w:val="ListParagraph"/>
+        <w:numPr>
+          <w:ilvl w:val="0"/>
+          <w:numId w:val="13"/>
+        </w:numPr>
+      </w:pPr>
+      <w:r>
+        <w:t xml:space="preserve">Default column names in processed ROV Track provided by </w:t>
+      </w:r>
+      <w:r>
+        <w:t xml:space="preserve">DOF </w:t>
+      </w:r>
+      <w:r>
+        <w:t>Survey</w:t>
+      </w:r>
+    </w:p>
+    <w:p>
+      <w:pPr>
+        <w:pStyle w:val="ListParagraph"/>
+        <w:numPr>
+          <w:ilvl w:val="1"/>
+          <w:numId w:val="13"/>
+        </w:numPr>
+      </w:pPr>
+      <w:r>
+        <w:rPr>
+          <w:noProof/>
+        </w:rPr>
+        <w:drawing>
+          <wp:inline distT="0" distB="0" distL="0" distR="0" wp14:anchorId="2553C718" wp14:editId="79E5F57E">
+            <wp:extent cx="6691630" cy="328295"/>
+            <wp:effectExtent l="0" t="0" r="0" b="0"/>
+            <wp:docPr id="34" name="Picture 34"/>
+            <wp:cNvGraphicFramePr>
+              <a:graphicFrameLocks xmlns:a="http://schemas.openxmlformats.org/drawingml/2006/main" noChangeAspect="1"/>
+            </wp:cNvGraphicFramePr>
+            <a:graphic xmlns:a="http://schemas.openxmlformats.org/drawingml/2006/main">
+              <a:graphicData uri="http://schemas.openxmlformats.org/drawingml/2006/picture">
+                <pic:pic xmlns:pic="http://schemas.openxmlformats.org/drawingml/2006/picture">
+                  <pic:nvPicPr>
+                    <pic:cNvPr id="1" name=""/>
+                    <pic:cNvPicPr/>
+                  </pic:nvPicPr>
+                  <pic:blipFill>
+                    <a:blip r:embed="rId15"/>
+                    <a:stretch>
+                      <a:fillRect/>
+                    </a:stretch>
+                  </pic:blipFill>
+                  <pic:spPr>
+                    <a:xfrm>
+                      <a:off x="0" y="0"/>
+                      <a:ext cx="6691630" cy="328295"/>
+                    </a:xfrm>
+                    <a:prstGeom prst="rect">
+                      <a:avLst/>
+                    </a:prstGeom>
+                  </pic:spPr>
+                </pic:pic>
+              </a:graphicData>
+            </a:graphic>
+          </wp:inline>
+        </w:drawing>
+      </w:r>
+    </w:p>
+    <w:p>
+      <w:pPr>
+        <w:pStyle w:val="ListParagraph"/>
+        <w:numPr>
+          <w:ilvl w:val="0"/>
+          <w:numId w:val="13"/>
+        </w:numPr>
+      </w:pPr>
+      <w:r>
+        <w:t>When you click "Rename Columns", you will see this dialog.</w:t>
+      </w:r>
+    </w:p>
+    <w:p>
+      <w:pPr>
+        <w:pStyle w:val="ListParagraph"/>
+        <w:numPr>
+          <w:ilvl w:val="1"/>
+          <w:numId w:val="13"/>
+        </w:numPr>
+      </w:pPr>
+      <w:r>
+        <w:rPr>
+          <w:noProof/>
+        </w:rPr>
+        <w:drawing>
+          <wp:inline distT="0" distB="0" distL="0" distR="0" wp14:anchorId="08EFEB65" wp14:editId="77262C53">
+            <wp:extent cx="2324100" cy="1743075"/>
+            <wp:effectExtent l="0" t="0" r="0" b="9525"/>
+            <wp:docPr id="35" name="Picture 35"/>
+            <wp:cNvGraphicFramePr>
+              <a:graphicFrameLocks xmlns:a="http://schemas.openxmlformats.org/drawingml/2006/main" noChangeAspect="1"/>
+            </wp:cNvGraphicFramePr>
+            <a:graphic xmlns:a="http://schemas.openxmlformats.org/drawingml/2006/main">
+              <a:graphicData uri="http://schemas.openxmlformats.org/drawingml/2006/picture">
+                <pic:pic xmlns:pic="http://schemas.openxmlformats.org/drawingml/2006/picture">
+                  <pic:nvPicPr>
+                    <pic:cNvPr id="1" name=""/>
+                    <pic:cNvPicPr/>
+                  </pic:nvPicPr>
+                  <pic:blipFill>
+                    <a:blip r:embed="rId16"/>
+                    <a:stretch>
+                      <a:fillRect/>
+                    </a:stretch>
+                  </pic:blipFill>
+                  <pic:spPr>
+                    <a:xfrm>
+                      <a:off x="0" y="0"/>
+                      <a:ext cx="2326212" cy="1744659"/>
+                    </a:xfrm>
+                    <a:prstGeom prst="rect">
+                      <a:avLst/>
+                    </a:prstGeom>
+                  </pic:spPr>
+                </pic:pic>
+              </a:graphicData>
+            </a:graphic>
+          </wp:inline>
+        </w:drawing>
+      </w:r>
+    </w:p>
+    <w:p>
+      <w:pPr>
+        <w:ind w:left="360"/>
+      </w:pPr>
+    </w:p>
+    <w:p>
+      <w:pPr>
+        <w:pStyle w:val="ListParagraph"/>
+        <w:numPr>
+          <w:ilvl w:val="0"/>
+          <w:numId w:val="13"/>
+        </w:numPr>
+      </w:pPr>
+      <w:r>
+        <w:t>The first button will create the required "</w:t>
+      </w:r>
+      <w:proofErr w:type="spellStart"/>
+      <w:r>
+        <w:t>ColumnNames</w:t>
+      </w:r>
+      <w:proofErr w:type="spellEnd"/>
+      <w:r>
+        <w:t xml:space="preserve">" </w:t>
+      </w:r>
+      <w:proofErr w:type="spellStart"/>
+      <w:r>
+        <w:t>tabsheet</w:t>
+      </w:r>
+      <w:proofErr w:type="spellEnd"/>
+      <w:r>
+        <w:t>, and populate it with defaults values.</w:t>
+      </w:r>
+    </w:p>
+    <w:p>
+      <w:pPr>
+        <w:pStyle w:val="ListParagraph"/>
+        <w:numPr>
+          <w:ilvl w:val="1"/>
+          <w:numId w:val="13"/>
+        </w:numPr>
+      </w:pPr>
+      <w:r>
+        <w:t>Ensure you are confident these mappings are correct, and ensure the "Default Value" column is correctly populated for the Survey Set you have created in Nexus 6.  Unfortunately, you will need to ensure this is correct each and every time, there is no "Save" routine.</w:t>
+      </w:r>
+    </w:p>
+    <w:p>
+      <w:pPr>
+        <w:pStyle w:val="ListParagraph"/>
+        <w:numPr>
+          <w:ilvl w:val="1"/>
+          <w:numId w:val="13"/>
+        </w:numPr>
+      </w:pPr>
+      <w:r>
+        <w:rPr>
+          <w:b/>
+          <w:bCs/>
+        </w:rPr>
+        <w:t>Recommendation</w:t>
+      </w:r>
+      <w:r>
+        <w:t>: Create &amp; save your own tab sheet "</w:t>
+      </w:r>
+      <w:proofErr w:type="spellStart"/>
+      <w:r>
+        <w:t>ColumnNames</w:t>
+      </w:r>
+      <w:proofErr w:type="spellEnd"/>
+      <w:r>
+        <w:t xml:space="preserve">" and copy / paste from there to </w:t>
+      </w:r>
+      <w:proofErr w:type="gramStart"/>
+      <w:r>
+        <w:t>here</w:t>
+      </w:r>
+      <w:proofErr w:type="gramEnd"/>
+      <w:r>
+        <w:t xml:space="preserve"> each time instead of using this button to create the defaults.</w:t>
+      </w:r>
+    </w:p>
+    <w:p>
+      <w:pPr>
+        <w:pStyle w:val="ListParagraph"/>
+        <w:numPr>
+          <w:ilvl w:val="1"/>
+          <w:numId w:val="13"/>
+        </w:numPr>
+      </w:pPr>
+      <w:r>
+        <w:rPr>
+          <w:b/>
+          <w:bCs/>
+        </w:rPr>
+        <w:t>Note</w:t>
+      </w:r>
+      <w:r>
+        <w:t xml:space="preserve">: There is no renaming for "Survey </w:t>
+      </w:r>
+      <w:proofErr w:type="spellStart"/>
+      <w:r>
+        <w:t>Data.Data</w:t>
+      </w:r>
+      <w:proofErr w:type="spellEnd"/>
+      <w:r>
+        <w:t xml:space="preserve"> Set" as this column is not provided in the original survey file</w:t>
+      </w:r>
+    </w:p>
+    <w:p>
+      <w:pPr>
+        <w:pStyle w:val="ListParagraph"/>
+        <w:numPr>
+          <w:ilvl w:val="1"/>
+          <w:numId w:val="13"/>
+        </w:numPr>
+      </w:pPr>
+      <w:r>
+        <w:rPr>
+          <w:noProof/>
+        </w:rPr>
+        <w:drawing>
+          <wp:inline distT="0" distB="0" distL="0" distR="0" wp14:anchorId="3A72C902" wp14:editId="60962352">
+            <wp:extent cx="2743200" cy="1488463"/>
+            <wp:effectExtent l="0" t="0" r="0" b="0"/>
+            <wp:docPr id="36" name="Picture 36"/>
+            <wp:cNvGraphicFramePr>
+              <a:graphicFrameLocks xmlns:a="http://schemas.openxmlformats.org/drawingml/2006/main" noChangeAspect="1"/>
+            </wp:cNvGraphicFramePr>
+            <a:graphic xmlns:a="http://schemas.openxmlformats.org/drawingml/2006/main">
+              <a:graphicData uri="http://schemas.openxmlformats.org/drawingml/2006/picture">
+                <pic:pic xmlns:pic="http://schemas.openxmlformats.org/drawingml/2006/picture">
+                  <pic:nvPicPr>
+                    <pic:cNvPr id="1" name=""/>
+                    <pic:cNvPicPr/>
+                  </pic:nvPicPr>
+                  <pic:blipFill>
+                    <a:blip r:embed="rId17"/>
+                    <a:stretch>
+                      <a:fillRect/>
+                    </a:stretch>
+                  </pic:blipFill>
+                  <pic:spPr>
+                    <a:xfrm>
+                      <a:off x="0" y="0"/>
+                      <a:ext cx="2751809" cy="1493134"/>
+                    </a:xfrm>
+                    <a:prstGeom prst="rect">
+                      <a:avLst/>
+                    </a:prstGeom>
+                  </pic:spPr>
+                </pic:pic>
+              </a:graphicData>
+            </a:graphic>
+          </wp:inline>
+        </w:drawing>
+      </w:r>
+    </w:p>
+    <w:p>
+      <w:pPr>
+        <w:pStyle w:val="ListParagraph"/>
+        <w:numPr>
+          <w:ilvl w:val="0"/>
+          <w:numId w:val="13"/>
+        </w:numPr>
+      </w:pPr>
+      <w:r>
+        <w:lastRenderedPageBreak/>
+        <w:t xml:space="preserve">Ensure you have the </w:t>
+      </w:r>
+      <w:proofErr w:type="spellStart"/>
+      <w:r>
+        <w:t>Tabsheet</w:t>
+      </w:r>
+      <w:proofErr w:type="spellEnd"/>
+      <w:r>
+        <w:t xml:space="preserve"> with the survey data selected first.</w:t>
+      </w:r>
+    </w:p>
+    <w:p>
+      <w:pPr>
+        <w:pStyle w:val="ListParagraph"/>
+        <w:numPr>
+          <w:ilvl w:val="1"/>
+          <w:numId w:val="13"/>
+        </w:numPr>
+      </w:pPr>
+      <w:r>
+        <w:t>This button renames all the columns in survey data from their original values to their new values.</w:t>
+      </w:r>
+    </w:p>
+    <w:p>
+      <w:pPr>
+        <w:pStyle w:val="ListParagraph"/>
+        <w:numPr>
+          <w:ilvl w:val="1"/>
+          <w:numId w:val="13"/>
+        </w:numPr>
+      </w:pPr>
+      <w:r>
+        <w:t xml:space="preserve">i.e. "Date Time" column is renamed to "Survey </w:t>
+      </w:r>
+      <w:proofErr w:type="spellStart"/>
+      <w:r>
+        <w:t>Data.Clock</w:t>
+      </w:r>
+      <w:proofErr w:type="spellEnd"/>
+      <w:r>
+        <w:t>"</w:t>
+      </w:r>
+    </w:p>
+    <w:p>
+      <w:pPr>
+        <w:pStyle w:val="ListParagraph"/>
+        <w:numPr>
+          <w:ilvl w:val="1"/>
+          <w:numId w:val="13"/>
+        </w:numPr>
+      </w:pPr>
+      <w:r>
+        <w:t xml:space="preserve">This button will additionally create any column not present.  "Survey </w:t>
+      </w:r>
+      <w:proofErr w:type="spellStart"/>
+      <w:r>
+        <w:t>Data.Survey</w:t>
+      </w:r>
+      <w:proofErr w:type="spellEnd"/>
+      <w:r>
+        <w:t xml:space="preserve"> Set" for example, is not in the original file supplied by Survey.  But when you click this button, it will be created and populated with the value in the "Default Value" Column</w:t>
+      </w:r>
+    </w:p>
+    <w:p>
+      <w:pPr>
+        <w:pStyle w:val="ListParagraph"/>
+        <w:numPr>
+          <w:ilvl w:val="1"/>
+          <w:numId w:val="13"/>
+        </w:numPr>
+      </w:pPr>
+      <w:r>
+        <w:rPr>
+          <w:noProof/>
+        </w:rPr>
+        <w:drawing>
+          <wp:inline distT="0" distB="0" distL="0" distR="0" wp14:anchorId="0DE82CF6" wp14:editId="1F11A4E6">
+            <wp:extent cx="2419688" cy="362001"/>
+            <wp:effectExtent l="0" t="0" r="0" b="0"/>
+            <wp:docPr id="37" name="Picture 37"/>
+            <wp:cNvGraphicFramePr>
+              <a:graphicFrameLocks xmlns:a="http://schemas.openxmlformats.org/drawingml/2006/main" noChangeAspect="1"/>
+            </wp:cNvGraphicFramePr>
+            <a:graphic xmlns:a="http://schemas.openxmlformats.org/drawingml/2006/main">
+              <a:graphicData uri="http://schemas.openxmlformats.org/drawingml/2006/picture">
+                <pic:pic xmlns:pic="http://schemas.openxmlformats.org/drawingml/2006/picture">
+                  <pic:nvPicPr>
+                    <pic:cNvPr id="1" name=""/>
+                    <pic:cNvPicPr/>
+                  </pic:nvPicPr>
+                  <pic:blipFill>
+                    <a:blip r:embed="rId18"/>
+                    <a:stretch>
+                      <a:fillRect/>
+                    </a:stretch>
+                  </pic:blipFill>
+                  <pic:spPr>
+                    <a:xfrm>
+                      <a:off x="0" y="0"/>
+                      <a:ext cx="2419688" cy="362001"/>
+                    </a:xfrm>
+                    <a:prstGeom prst="rect">
+                      <a:avLst/>
+                    </a:prstGeom>
+                  </pic:spPr>
+                </pic:pic>
+              </a:graphicData>
+            </a:graphic>
+          </wp:inline>
+        </w:drawing>
+      </w:r>
+    </w:p>
+    <w:p>
+      <w:pPr>
+        <w:pStyle w:val="ListParagraph"/>
+        <w:numPr>
+          <w:ilvl w:val="0"/>
+          <w:numId w:val="13"/>
+        </w:numPr>
+      </w:pPr>
+      <w:r>
+        <w:t>First few renamed columns</w:t>
+      </w:r>
+    </w:p>
+    <w:p>
+      <w:pPr>
+        <w:pStyle w:val="ListParagraph"/>
+        <w:numPr>
+          <w:ilvl w:val="1"/>
+          <w:numId w:val="13"/>
+        </w:numPr>
+        <w:rPr>
+          <w:noProof/>
+        </w:rPr>
+      </w:pPr>
+      <w:r>
+        <w:rPr>
+          <w:noProof/>
+        </w:rPr>
+        <w:drawing>
+          <wp:inline distT="0" distB="0" distL="0" distR="0" wp14:anchorId="6DB2FA1E" wp14:editId="3863AA8C">
+            <wp:extent cx="6691630" cy="208915"/>
+            <wp:effectExtent l="0" t="0" r="0" b="635"/>
+            <wp:docPr id="38" name="Picture 38"/>
+            <wp:cNvGraphicFramePr>
+              <a:graphicFrameLocks xmlns:a="http://schemas.openxmlformats.org/drawingml/2006/main" noChangeAspect="1"/>
+            </wp:cNvGraphicFramePr>
+            <a:graphic xmlns:a="http://schemas.openxmlformats.org/drawingml/2006/main">
+              <a:graphicData uri="http://schemas.openxmlformats.org/drawingml/2006/picture">
+                <pic:pic xmlns:pic="http://schemas.openxmlformats.org/drawingml/2006/picture">
+                  <pic:nvPicPr>
+                    <pic:cNvPr id="1" name=""/>
+                    <pic:cNvPicPr/>
+                  </pic:nvPicPr>
+                  <pic:blipFill>
+                    <a:blip r:embed="rId19"/>
+                    <a:stretch>
+                      <a:fillRect/>
+                    </a:stretch>
+                  </pic:blipFill>
+                  <pic:spPr>
+                    <a:xfrm>
+                      <a:off x="0" y="0"/>
+                      <a:ext cx="6691630" cy="208915"/>
+                    </a:xfrm>
+                    <a:prstGeom prst="rect">
+                      <a:avLst/>
+                    </a:prstGeom>
+                  </pic:spPr>
+                </pic:pic>
+              </a:graphicData>
+            </a:graphic>
+          </wp:inline>
+        </w:drawing>
+      </w:r>
+    </w:p>
+    <w:p>
+      <w:pPr>
+        <w:pStyle w:val="ListParagraph"/>
+        <w:numPr>
+          <w:ilvl w:val="0"/>
+          <w:numId w:val="13"/>
+        </w:numPr>
+      </w:pPr>
+      <w:r>
+        <w:t>This button is really just for testing, allowing me to test multiple times without reloading the data.</w:t>
+      </w:r>
+    </w:p>
+    <w:p>
+      <w:pPr>
+        <w:pStyle w:val="ListParagraph"/>
+        <w:numPr>
+          <w:ilvl w:val="1"/>
+          <w:numId w:val="13"/>
+        </w:numPr>
+        <w:rPr>
+          <w:noProof/>
+        </w:rPr>
+      </w:pPr>
+      <w:r>
+        <w:rPr>
+          <w:b/>
+          <w:bCs/>
+        </w:rPr>
+        <w:t>Note</w:t>
+      </w:r>
+      <w:r>
+        <w:t xml:space="preserve">: This does not delete the "Survey </w:t>
+      </w:r>
+      <w:proofErr w:type="spellStart"/>
+      <w:r>
+        <w:t>Data.Data</w:t>
+      </w:r>
+      <w:proofErr w:type="spellEnd"/>
+      <w:r>
+        <w:t xml:space="preserve"> Set" column</w:t>
+      </w:r>
+    </w:p>
+    <w:p>
+      <w:pPr>
+        <w:pStyle w:val="ListParagraph"/>
+        <w:numPr>
+          <w:ilvl w:val="1"/>
+          <w:numId w:val="13"/>
+        </w:numPr>
+        <w:rPr>
+          <w:noProof/>
+        </w:rPr>
+      </w:pPr>
+      <w:r>
+        <w:rPr>
+          <w:noProof/>
+        </w:rPr>
+        <w:drawing>
+          <wp:inline distT="0" distB="0" distL="0" distR="0" wp14:anchorId="7B95E3E6" wp14:editId="4054EC49">
+            <wp:extent cx="2333951" cy="304843"/>
+            <wp:effectExtent l="0" t="0" r="0" b="0"/>
+            <wp:docPr id="39" name="Picture 39"/>
+            <wp:cNvGraphicFramePr>
+              <a:graphicFrameLocks xmlns:a="http://schemas.openxmlformats.org/drawingml/2006/main" noChangeAspect="1"/>
+            </wp:cNvGraphicFramePr>
+            <a:graphic xmlns:a="http://schemas.openxmlformats.org/drawingml/2006/main">
+              <a:graphicData uri="http://schemas.openxmlformats.org/drawingml/2006/picture">
+                <pic:pic xmlns:pic="http://schemas.openxmlformats.org/drawingml/2006/picture">
+                  <pic:nvPicPr>
+                    <pic:cNvPr id="1" name=""/>
+                    <pic:cNvPicPr/>
+                  </pic:nvPicPr>
+                  <pic:blipFill>
+                    <a:blip r:embed="rId20"/>
+                    <a:stretch>
+                      <a:fillRect/>
+                    </a:stretch>
+                  </pic:blipFill>
+                  <pic:spPr>
+                    <a:xfrm>
+                      <a:off x="0" y="0"/>
+                      <a:ext cx="2333951" cy="304843"/>
+                    </a:xfrm>
+                    <a:prstGeom prst="rect">
+                      <a:avLst/>
+                    </a:prstGeom>
+                  </pic:spPr>
+                </pic:pic>
+              </a:graphicData>
+            </a:graphic>
+          </wp:inline>
+        </w:drawing>
+      </w:r>
+    </w:p>
     <w:p/>
     <w:p>
       <w:r>
@@ -5916,217 +6293,6 @@
         <w:t xml:space="preserve"> Code, added unit tests, added routines for Fugro software, refactoring</w:t>
       </w:r>
     </w:p>
-    <w:tbl>
-      <w:tblPr>
-        <w:tblStyle w:val="TableGrid"/>
-        <w:tblW w:w="0" w:type="auto"/>
-        <w:tblLook w:val="04A0" w:firstRow="1" w:lastRow="0" w:firstColumn="1" w:lastColumn="0" w:noHBand="0" w:noVBand="1"/>
-      </w:tblPr>
-      <w:tblGrid>
-        <w:gridCol w:w="3560"/>
-        <w:gridCol w:w="3520"/>
-        <w:gridCol w:w="3448"/>
-      </w:tblGrid>
-      <w:tr>
-        <w:tc>
-          <w:tcPr>
-            <w:tcW w:w="3584" w:type="dxa"/>
-          </w:tcPr>
-          <w:p>
-            <w:pPr>
-              <w:rPr>
-                <w:b/>
-                <w:bCs/>
-              </w:rPr>
-            </w:pPr>
-            <w:r>
-              <w:rPr>
-                <w:b/>
-                <w:bCs/>
-              </w:rPr>
-              <w:t>Dec 2017:</w:t>
-            </w:r>
-          </w:p>
-          <w:p>
-            <w:pPr>
-              <w:ind w:left="360"/>
-            </w:pPr>
-            <w:r>
-              <w:rPr>
-                <w:noProof/>
-                <w:lang w:eastAsia="en-AU"/>
-              </w:rPr>
-              <w:drawing>
-                <wp:inline distT="0" distB="0" distL="0" distR="0" wp14:anchorId="727E7984" wp14:editId="7B83694D">
-                  <wp:extent cx="1754505" cy="1819275"/>
-                  <wp:effectExtent l="0" t="0" r="0" b="9525"/>
-                  <wp:docPr id="13" name="Picture 13"/>
-                  <wp:cNvGraphicFramePr>
-                    <a:graphicFrameLocks xmlns:a="http://schemas.openxmlformats.org/drawingml/2006/main" noChangeAspect="1"/>
-                  </wp:cNvGraphicFramePr>
-                  <a:graphic xmlns:a="http://schemas.openxmlformats.org/drawingml/2006/main">
-                    <a:graphicData uri="http://schemas.openxmlformats.org/drawingml/2006/picture">
-                      <pic:pic xmlns:pic="http://schemas.openxmlformats.org/drawingml/2006/picture">
-                        <pic:nvPicPr>
-                          <pic:cNvPr id="1" name=""/>
-                          <pic:cNvPicPr/>
-                        </pic:nvPicPr>
-                        <pic:blipFill rotWithShape="1">
-                          <a:blip r:embed="rId21"/>
-                          <a:srcRect b="3831"/>
-                          <a:stretch/>
-                        </pic:blipFill>
-                        <pic:spPr bwMode="auto">
-                          <a:xfrm>
-                            <a:off x="0" y="0"/>
-                            <a:ext cx="1767910" cy="1833175"/>
-                          </a:xfrm>
-                          <a:prstGeom prst="rect">
-                            <a:avLst/>
-                          </a:prstGeom>
-                          <a:ln>
-                            <a:noFill/>
-                          </a:ln>
-                          <a:extLst>
-                            <a:ext uri="{53640926-AAD7-44D8-BBD7-CCE9431645EC}">
-                              <a14:shadowObscured xmlns:a14="http://schemas.microsoft.com/office/drawing/2010/main"/>
-                            </a:ext>
-                          </a:extLst>
-                        </pic:spPr>
-                      </pic:pic>
-                    </a:graphicData>
-                  </a:graphic>
-                </wp:inline>
-              </w:drawing>
-            </w:r>
-          </w:p>
-        </w:tc>
-        <w:tc>
-          <w:tcPr>
-            <w:tcW w:w="3585" w:type="dxa"/>
-          </w:tcPr>
-          <w:p>
-            <w:pPr>
-              <w:rPr>
-                <w:b/>
-                <w:bCs/>
-              </w:rPr>
-            </w:pPr>
-            <w:r>
-              <w:rPr>
-                <w:b/>
-                <w:bCs/>
-              </w:rPr>
-              <w:t>Aug 2022</w:t>
-            </w:r>
-          </w:p>
-          <w:p>
-            <w:r>
-              <w:rPr>
-                <w:noProof/>
-              </w:rPr>
-              <w:drawing>
-                <wp:inline distT="0" distB="0" distL="0" distR="0" wp14:anchorId="06EC024F" wp14:editId="4B14850B">
-                  <wp:extent cx="1714500" cy="2790897"/>
-                  <wp:effectExtent l="0" t="0" r="0" b="9525"/>
-                  <wp:docPr id="44" name="Picture 44"/>
-                  <wp:cNvGraphicFramePr>
-                    <a:graphicFrameLocks xmlns:a="http://schemas.openxmlformats.org/drawingml/2006/main" noChangeAspect="1"/>
-                  </wp:cNvGraphicFramePr>
-                  <a:graphic xmlns:a="http://schemas.openxmlformats.org/drawingml/2006/main">
-                    <a:graphicData uri="http://schemas.openxmlformats.org/drawingml/2006/picture">
-                      <pic:pic xmlns:pic="http://schemas.openxmlformats.org/drawingml/2006/picture">
-                        <pic:nvPicPr>
-                          <pic:cNvPr id="1" name=""/>
-                          <pic:cNvPicPr/>
-                        </pic:nvPicPr>
-                        <pic:blipFill>
-                          <a:blip r:embed="rId22"/>
-                          <a:stretch>
-                            <a:fillRect/>
-                          </a:stretch>
-                        </pic:blipFill>
-                        <pic:spPr>
-                          <a:xfrm>
-                            <a:off x="0" y="0"/>
-                            <a:ext cx="1718765" cy="2797840"/>
-                          </a:xfrm>
-                          <a:prstGeom prst="rect">
-                            <a:avLst/>
-                          </a:prstGeom>
-                        </pic:spPr>
-                      </pic:pic>
-                    </a:graphicData>
-                  </a:graphic>
-                </wp:inline>
-              </w:drawing>
-            </w:r>
-          </w:p>
-        </w:tc>
-        <w:tc>
-          <w:tcPr>
-            <w:tcW w:w="3585" w:type="dxa"/>
-          </w:tcPr>
-          <w:p>
-            <w:pPr>
-              <w:rPr>
-                <w:b/>
-                <w:bCs/>
-              </w:rPr>
-            </w:pPr>
-            <w:r>
-              <w:rPr>
-                <w:b/>
-                <w:bCs/>
-              </w:rPr>
-              <w:t>Apr 2026</w:t>
-            </w:r>
-          </w:p>
-          <w:p>
-            <w:r>
-              <w:rPr>
-                <w:noProof/>
-              </w:rPr>
-              <w:drawing>
-                <wp:inline distT="0" distB="0" distL="0" distR="0" wp14:anchorId="74A614B6" wp14:editId="28B9A1F8">
-                  <wp:extent cx="1238250" cy="3478402"/>
-                  <wp:effectExtent l="0" t="0" r="0" b="8255"/>
-                  <wp:docPr id="1511221526" name="Picture 1"/>
-                  <wp:cNvGraphicFramePr>
-                    <a:graphicFrameLocks xmlns:a="http://schemas.openxmlformats.org/drawingml/2006/main" noChangeAspect="1"/>
-                  </wp:cNvGraphicFramePr>
-                  <a:graphic xmlns:a="http://schemas.openxmlformats.org/drawingml/2006/main">
-                    <a:graphicData uri="http://schemas.openxmlformats.org/drawingml/2006/picture">
-                      <pic:pic xmlns:pic="http://schemas.openxmlformats.org/drawingml/2006/picture">
-                        <pic:nvPicPr>
-                          <pic:cNvPr id="1511221526" name=""/>
-                          <pic:cNvPicPr/>
-                        </pic:nvPicPr>
-                        <pic:blipFill>
-                          <a:blip r:embed="rId23"/>
-                          <a:stretch>
-                            <a:fillRect/>
-                          </a:stretch>
-                        </pic:blipFill>
-                        <pic:spPr>
-                          <a:xfrm>
-                            <a:off x="0" y="0"/>
-                            <a:ext cx="1254550" cy="3524190"/>
-                          </a:xfrm>
-                          <a:prstGeom prst="rect">
-                            <a:avLst/>
-                          </a:prstGeom>
-                        </pic:spPr>
-                      </pic:pic>
-                    </a:graphicData>
-                  </a:graphic>
-                </wp:inline>
-              </w:drawing>
-            </w:r>
-          </w:p>
-        </w:tc>
-      </w:tr>
-    </w:tbl>
     <w:p/>
     <w:p>
       <w:r>
@@ -6336,7 +6502,7 @@
       <w:pPr>
         <w:ind w:left="720"/>
       </w:pPr>
-      <w:hyperlink r:id="rId24" w:history="1">
+      <w:hyperlink r:id="rId21" w:history="1">
         <w:r>
           <w:rPr>
             <w:rStyle w:val="Hyperlink"/>
@@ -6388,7 +6554,7 @@
           <w:numId w:val="2"/>
         </w:numPr>
       </w:pPr>
-      <w:hyperlink r:id="rId25" w:history="1">
+      <w:hyperlink r:id="rId22" w:history="1">
         <w:r>
           <w:rPr>
             <w:rStyle w:val="Hyperlink"/>
@@ -6405,7 +6571,7 @@
           <w:numId w:val="2"/>
         </w:numPr>
       </w:pPr>
-      <w:hyperlink r:id="rId26" w:history="1">
+      <w:hyperlink r:id="rId23" w:history="1">
         <w:r>
           <w:rPr>
             <w:rStyle w:val="Hyperlink"/>
@@ -6422,7 +6588,7 @@
           <w:numId w:val="2"/>
         </w:numPr>
       </w:pPr>
-      <w:hyperlink r:id="rId27" w:anchor="UsingtheCustomUIEditor2_AddingTemplatestotheCustomUIEditor" w:history="1">
+      <w:hyperlink r:id="rId24" w:anchor="UsingtheCustomUIEditor2_AddingTemplatestotheCustomUIEditor" w:history="1">
         <w:r>
           <w:rPr>
             <w:rStyle w:val="Hyperlink"/>
@@ -6433,8 +6599,8 @@
     </w:p>
     <w:p/>
     <w:sectPr>
-      <w:headerReference w:type="default" r:id="rId28"/>
-      <w:footerReference w:type="default" r:id="rId29"/>
+      <w:headerReference w:type="default" r:id="rId25"/>
+      <w:footerReference w:type="default" r:id="rId26"/>
       <w:pgSz w:w="12240" w:h="15840"/>
       <w:pgMar w:top="1134" w:right="851" w:bottom="1134" w:left="851" w:header="720" w:footer="720" w:gutter="0"/>
       <w:cols w:space="720"/>
@@ -7528,7 +7694,7 @@
   <w:abstractNum w:abstractNumId="8" w15:restartNumberingAfterBreak="0">
     <w:nsid w:val="4F1C2A79"/>
     <w:multiLevelType w:val="hybridMultilevel"/>
-    <w:tmpl w:val="1C22A62C"/>
+    <w:tmpl w:val="73FE67AA"/>
     <w:lvl w:ilvl="0" w:tplc="0C090001">
       <w:start w:val="1"/>
       <w:numFmt w:val="bullet"/>
@@ -7541,7 +7707,7 @@
         <w:rFonts w:ascii="Symbol" w:hAnsi="Symbol" w:hint="default"/>
       </w:rPr>
     </w:lvl>
-    <w:lvl w:ilvl="1" w:tplc="0C090003" w:tentative="1">
+    <w:lvl w:ilvl="1" w:tplc="0C090003">
       <w:start w:val="1"/>
       <w:numFmt w:val="bullet"/>
       <w:lvlText w:val="o"/>
@@ -7553,7 +7719,7 @@
         <w:rFonts w:ascii="Courier New" w:hAnsi="Courier New" w:cs="Courier New" w:hint="default"/>
       </w:rPr>
     </w:lvl>
-    <w:lvl w:ilvl="2" w:tplc="0C090005" w:tentative="1">
+    <w:lvl w:ilvl="2" w:tplc="0C090005">
       <w:start w:val="1"/>
       <w:numFmt w:val="bullet"/>
       <w:lvlText w:val=""/>
@@ -7752,6 +7918,119 @@
     </w:lvl>
   </w:abstractNum>
   <w:abstractNum w:abstractNumId="10" w15:restartNumberingAfterBreak="0">
+    <w:nsid w:val="55707714"/>
+    <w:multiLevelType w:val="hybridMultilevel"/>
+    <w:tmpl w:val="3B186AD0"/>
+    <w:lvl w:ilvl="0" w:tplc="0C090003">
+      <w:start w:val="1"/>
+      <w:numFmt w:val="bullet"/>
+      <w:lvlText w:val="o"/>
+      <w:lvlJc w:val="left"/>
+      <w:pPr>
+        <w:ind w:left="360" w:hanging="360"/>
+      </w:pPr>
+      <w:rPr>
+        <w:rFonts w:ascii="Courier New" w:hAnsi="Courier New" w:cs="Courier New" w:hint="default"/>
+      </w:rPr>
+    </w:lvl>
+    <w:lvl w:ilvl="1" w:tplc="0C090003" w:tentative="1">
+      <w:start w:val="1"/>
+      <w:numFmt w:val="bullet"/>
+      <w:lvlText w:val="o"/>
+      <w:lvlJc w:val="left"/>
+      <w:pPr>
+        <w:ind w:left="1080" w:hanging="360"/>
+      </w:pPr>
+      <w:rPr>
+        <w:rFonts w:ascii="Courier New" w:hAnsi="Courier New" w:cs="Courier New" w:hint="default"/>
+      </w:rPr>
+    </w:lvl>
+    <w:lvl w:ilvl="2" w:tplc="0C090005" w:tentative="1">
+      <w:start w:val="1"/>
+      <w:numFmt w:val="bullet"/>
+      <w:lvlText w:val=""/>
+      <w:lvlJc w:val="left"/>
+      <w:pPr>
+        <w:ind w:left="1800" w:hanging="360"/>
+      </w:pPr>
+      <w:rPr>
+        <w:rFonts w:ascii="Wingdings" w:hAnsi="Wingdings" w:hint="default"/>
+      </w:rPr>
+    </w:lvl>
+    <w:lvl w:ilvl="3" w:tplc="0C090001" w:tentative="1">
+      <w:start w:val="1"/>
+      <w:numFmt w:val="bullet"/>
+      <w:lvlText w:val=""/>
+      <w:lvlJc w:val="left"/>
+      <w:pPr>
+        <w:ind w:left="2520" w:hanging="360"/>
+      </w:pPr>
+      <w:rPr>
+        <w:rFonts w:ascii="Symbol" w:hAnsi="Symbol" w:hint="default"/>
+      </w:rPr>
+    </w:lvl>
+    <w:lvl w:ilvl="4" w:tplc="0C090003" w:tentative="1">
+      <w:start w:val="1"/>
+      <w:numFmt w:val="bullet"/>
+      <w:lvlText w:val="o"/>
+      <w:lvlJc w:val="left"/>
+      <w:pPr>
+        <w:ind w:left="3240" w:hanging="360"/>
+      </w:pPr>
+      <w:rPr>
+        <w:rFonts w:ascii="Courier New" w:hAnsi="Courier New" w:cs="Courier New" w:hint="default"/>
+      </w:rPr>
+    </w:lvl>
+    <w:lvl w:ilvl="5" w:tplc="0C090005" w:tentative="1">
+      <w:start w:val="1"/>
+      <w:numFmt w:val="bullet"/>
+      <w:lvlText w:val=""/>
+      <w:lvlJc w:val="left"/>
+      <w:pPr>
+        <w:ind w:left="3960" w:hanging="360"/>
+      </w:pPr>
+      <w:rPr>
+        <w:rFonts w:ascii="Wingdings" w:hAnsi="Wingdings" w:hint="default"/>
+      </w:rPr>
+    </w:lvl>
+    <w:lvl w:ilvl="6" w:tplc="0C090001" w:tentative="1">
+      <w:start w:val="1"/>
+      <w:numFmt w:val="bullet"/>
+      <w:lvlText w:val=""/>
+      <w:lvlJc w:val="left"/>
+      <w:pPr>
+        <w:ind w:left="4680" w:hanging="360"/>
+      </w:pPr>
+      <w:rPr>
+        <w:rFonts w:ascii="Symbol" w:hAnsi="Symbol" w:hint="default"/>
+      </w:rPr>
+    </w:lvl>
+    <w:lvl w:ilvl="7" w:tplc="0C090003" w:tentative="1">
+      <w:start w:val="1"/>
+      <w:numFmt w:val="bullet"/>
+      <w:lvlText w:val="o"/>
+      <w:lvlJc w:val="left"/>
+      <w:pPr>
+        <w:ind w:left="5400" w:hanging="360"/>
+      </w:pPr>
+      <w:rPr>
+        <w:rFonts w:ascii="Courier New" w:hAnsi="Courier New" w:cs="Courier New" w:hint="default"/>
+      </w:rPr>
+    </w:lvl>
+    <w:lvl w:ilvl="8" w:tplc="0C090005" w:tentative="1">
+      <w:start w:val="1"/>
+      <w:numFmt w:val="bullet"/>
+      <w:lvlText w:val=""/>
+      <w:lvlJc w:val="left"/>
+      <w:pPr>
+        <w:ind w:left="6120" w:hanging="360"/>
+      </w:pPr>
+      <w:rPr>
+        <w:rFonts w:ascii="Wingdings" w:hAnsi="Wingdings" w:hint="default"/>
+      </w:rPr>
+    </w:lvl>
+  </w:abstractNum>
+  <w:abstractNum w:abstractNumId="11" w15:restartNumberingAfterBreak="0">
     <w:nsid w:val="62E37780"/>
     <w:multiLevelType w:val="hybridMultilevel"/>
     <w:tmpl w:val="5F6884CA"/>
@@ -7864,7 +8143,7 @@
       </w:rPr>
     </w:lvl>
   </w:abstractNum>
-  <w:abstractNum w:abstractNumId="11" w15:restartNumberingAfterBreak="0">
+  <w:abstractNum w:abstractNumId="12" w15:restartNumberingAfterBreak="0">
     <w:nsid w:val="64500D9D"/>
     <w:multiLevelType w:val="hybridMultilevel"/>
     <w:tmpl w:val="F04E79BA"/>
@@ -7977,7 +8256,7 @@
       </w:rPr>
     </w:lvl>
   </w:abstractNum>
-  <w:abstractNum w:abstractNumId="12" w15:restartNumberingAfterBreak="0">
+  <w:abstractNum w:abstractNumId="13" w15:restartNumberingAfterBreak="0">
     <w:nsid w:val="66F74C9C"/>
     <w:multiLevelType w:val="multilevel"/>
     <w:tmpl w:val="04090025"/>
@@ -8072,7 +8351,7 @@
       </w:pPr>
     </w:lvl>
   </w:abstractNum>
-  <w:abstractNum w:abstractNumId="13" w15:restartNumberingAfterBreak="0">
+  <w:abstractNum w:abstractNumId="14" w15:restartNumberingAfterBreak="0">
     <w:nsid w:val="673D4D87"/>
     <w:multiLevelType w:val="hybridMultilevel"/>
     <w:tmpl w:val="F002200A"/>
@@ -8185,7 +8464,7 @@
       </w:rPr>
     </w:lvl>
   </w:abstractNum>
-  <w:abstractNum w:abstractNumId="14" w15:restartNumberingAfterBreak="0">
+  <w:abstractNum w:abstractNumId="15" w15:restartNumberingAfterBreak="0">
     <w:nsid w:val="67F443FD"/>
     <w:multiLevelType w:val="hybridMultilevel"/>
     <w:tmpl w:val="FE2ECB7E"/>
@@ -8299,13 +8578,13 @@
     </w:lvl>
   </w:abstractNum>
   <w:num w:numId="1" w16cid:durableId="1076166734">
-    <w:abstractNumId w:val="12"/>
+    <w:abstractNumId w:val="13"/>
   </w:num>
   <w:num w:numId="2" w16cid:durableId="562065885">
     <w:abstractNumId w:val="4"/>
   </w:num>
   <w:num w:numId="3" w16cid:durableId="1111633062">
-    <w:abstractNumId w:val="14"/>
+    <w:abstractNumId w:val="15"/>
   </w:num>
   <w:num w:numId="4" w16cid:durableId="370692186">
     <w:abstractNumId w:val="2"/>
@@ -8314,7 +8593,7 @@
     <w:abstractNumId w:val="0"/>
   </w:num>
   <w:num w:numId="6" w16cid:durableId="1462310747">
-    <w:abstractNumId w:val="11"/>
+    <w:abstractNumId w:val="12"/>
   </w:num>
   <w:num w:numId="7" w16cid:durableId="903374026">
     <w:abstractNumId w:val="6"/>
@@ -8323,7 +8602,7 @@
     <w:abstractNumId w:val="1"/>
   </w:num>
   <w:num w:numId="9" w16cid:durableId="1069958286">
-    <w:abstractNumId w:val="13"/>
+    <w:abstractNumId w:val="14"/>
   </w:num>
   <w:num w:numId="10" w16cid:durableId="1003095074">
     <w:abstractNumId w:val="7"/>
@@ -8332,7 +8611,7 @@
     <w:abstractNumId w:val="9"/>
   </w:num>
   <w:num w:numId="12" w16cid:durableId="163056303">
-    <w:abstractNumId w:val="12"/>
+    <w:abstractNumId w:val="13"/>
   </w:num>
   <w:num w:numId="13" w16cid:durableId="1967423001">
     <w:abstractNumId w:val="8"/>
@@ -8341,7 +8620,7 @@
     <w:abstractNumId w:val="5"/>
   </w:num>
   <w:num w:numId="15" w16cid:durableId="773860812">
-    <w:abstractNumId w:val="12"/>
+    <w:abstractNumId w:val="13"/>
     <w:lvlOverride w:ilvl="0">
       <w:startOverride w:val="1"/>
     </w:lvlOverride>
@@ -8371,7 +8650,7 @@
     </w:lvlOverride>
   </w:num>
   <w:num w:numId="16" w16cid:durableId="1277635239">
-    <w:abstractNumId w:val="12"/>
+    <w:abstractNumId w:val="13"/>
     <w:lvlOverride w:ilvl="0">
       <w:startOverride w:val="1"/>
     </w:lvlOverride>
@@ -8401,10 +8680,13 @@
     </w:lvlOverride>
   </w:num>
   <w:num w:numId="17" w16cid:durableId="1022780494">
-    <w:abstractNumId w:val="10"/>
+    <w:abstractNumId w:val="11"/>
   </w:num>
   <w:num w:numId="18" w16cid:durableId="2145274598">
     <w:abstractNumId w:val="3"/>
+  </w:num>
+  <w:num w:numId="19" w16cid:durableId="1497568816">
+    <w:abstractNumId w:val="10"/>
   </w:num>
 </w:numbering>
 </file>
